--- a/Revanth_Ettikkan_US.docx
+++ b/Revanth_Ettikkan_US.docx
@@ -1,6 +1,6 @@
 
 <file path=word/document.xml><?xml version="1.0" encoding="utf-8"?>
-<w:document xmlns:ve="http://schemas.openxmlformats.org/markup-compatibility/2006" xmlns:o="urn:schemas-microsoft-com:office:office" xmlns:r="http://schemas.openxmlformats.org/officeDocument/2006/relationships" xmlns:m="http://schemas.openxmlformats.org/officeDocument/2006/math" xmlns:v="urn:schemas-microsoft-com:vml" xmlns:wp="http://schemas.openxmlformats.org/drawingml/2006/wordprocessingDrawing" xmlns:w10="urn:schemas-microsoft-com:office:word" xmlns:w="http://schemas.openxmlformats.org/wordprocessingml/2006/main" xmlns:wne="http://schemas.microsoft.com/office/word/2006/wordml">
+<w:document xmlns:wpc="http://schemas.microsoft.com/office/word/2010/wordprocessingCanvas" xmlns:cx="http://schemas.microsoft.com/office/drawing/2014/chartex" xmlns:cx1="http://schemas.microsoft.com/office/drawing/2015/9/8/chartex" xmlns:cx2="http://schemas.microsoft.com/office/drawing/2015/10/21/chartex" xmlns:cx3="http://schemas.microsoft.com/office/drawing/2016/5/9/chartex" xmlns:cx4="http://schemas.microsoft.com/office/drawing/2016/5/10/chartex" xmlns:cx5="http://schemas.microsoft.com/office/drawing/2016/5/11/chartex" xmlns:cx6="http://schemas.microsoft.com/office/drawing/2016/5/12/chartex" xmlns:cx7="http://schemas.microsoft.com/office/drawing/2016/5/13/chartex" xmlns:cx8="http://schemas.microsoft.com/office/drawing/2016/5/14/chartex" xmlns:mc="http://schemas.openxmlformats.org/markup-compatibility/2006" xmlns:aink="http://schemas.microsoft.com/office/drawing/2016/ink" xmlns:am3d="http://schemas.microsoft.com/office/drawing/2017/model3d" xmlns:o="urn:schemas-microsoft-com:office:office" xmlns:oel="http://schemas.microsoft.com/office/2019/extlst" xmlns:r="http://schemas.openxmlformats.org/officeDocument/2006/relationships" xmlns:m="http://schemas.openxmlformats.org/officeDocument/2006/math" xmlns:v="urn:schemas-microsoft-com:vml" xmlns:wp14="http://schemas.microsoft.com/office/word/2010/wordprocessingDrawing" xmlns:wp="http://schemas.openxmlformats.org/drawingml/2006/wordprocessingDrawing" xmlns:w10="urn:schemas-microsoft-com:office:word" xmlns:w="http://schemas.openxmlformats.org/wordprocessingml/2006/main" xmlns:w14="http://schemas.microsoft.com/office/word/2010/wordml" xmlns:w15="http://schemas.microsoft.com/office/word/2012/wordml" xmlns:w16cex="http://schemas.microsoft.com/office/word/2018/wordml/cex" xmlns:w16cid="http://schemas.microsoft.com/office/word/2016/wordml/cid" xmlns:w16="http://schemas.microsoft.com/office/word/2018/wordml" xmlns:w16du="http://schemas.microsoft.com/office/word/2023/wordml/word16du" xmlns:w16sdtdh="http://schemas.microsoft.com/office/word/2020/wordml/sdtdatahash" xmlns:w16sdtfl="http://schemas.microsoft.com/office/word/2024/wordml/sdtformatlock" xmlns:w16se="http://schemas.microsoft.com/office/word/2015/wordml/symex" xmlns:wpg="http://schemas.microsoft.com/office/word/2010/wordprocessingGroup" xmlns:wpi="http://schemas.microsoft.com/office/word/2010/wordprocessingInk" xmlns:wne="http://schemas.microsoft.com/office/word/2006/wordml" xmlns:wps="http://schemas.microsoft.com/office/word/2010/wordprocessingShape" mc:Ignorable="w14 w15 w16se w16cid w16 w16cex w16sdtdh w16sdtfl w16du wp14">
   <w:body>
     <w:p>
       <w:pPr>
@@ -36,12 +36,11 @@
           <w:color w:val="000000" w:themeColor="text1"/>
           <w:sz w:val="20"/>
         </w:rPr>
-        <w:pict>
-          <v:group id="Group 1" o:spid="_x0000_s1026" style="width:543pt;height:15pt;mso-position-horizontal-relative:char;mso-position-vertical-relative:line" coordsize="68961,1905" o:gfxdata="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">
+        <w:pict w14:anchorId="333FCF01">
+          <v:group id="Group 1" o:spid="_x0000_s1026" style="width:543pt;height:15pt;mso-position-horizontal-relative:char;mso-position-vertical-relative:line" coordsize="68961,1905">
             <v:shape id="Graphic 2" o:spid="_x0000_s1027" style="position:absolute;width:68961;height:1905;visibility:visible;mso-wrap-style:square;v-text-anchor:top" coordsize="6896100,190500" o:gfxdata="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" path="m6896100,l,,,190500r6896100,l6896100,xe" filled="f" stroked="f">
               <v:path arrowok="t"/>
             </v:shape>
-            <w10:wrap type="none"/>
             <w10:anchorlock/>
           </v:group>
         </w:pict>
@@ -55,19 +54,11 @@
           <w:color w:val="000000" w:themeColor="text1"/>
         </w:rPr>
       </w:pPr>
-      <w:proofErr w:type="spellStart"/>
-      <w:r>
-        <w:rPr>
-          <w:color w:val="000000" w:themeColor="text1"/>
-        </w:rPr>
-        <w:t>Revanth</w:t>
-      </w:r>
-      <w:proofErr w:type="spellEnd"/>
-      <w:r>
-        <w:rPr>
-          <w:color w:val="000000" w:themeColor="text1"/>
-        </w:rPr>
-        <w:t xml:space="preserve"> </w:t>
+      <w:r>
+        <w:rPr>
+          <w:color w:val="000000" w:themeColor="text1"/>
+        </w:rPr>
+        <w:t xml:space="preserve">Revanth </w:t>
       </w:r>
       <w:proofErr w:type="spellStart"/>
       <w:r>
@@ -166,7 +157,7 @@
           <w:noProof/>
           <w:color w:val="000000" w:themeColor="text1"/>
         </w:rPr>
-        <w:pict>
+        <w:pict w14:anchorId="31F516A8">
           <v:shape id="_x0000_s1032" style="position:absolute;margin-left:36pt;margin-top:9.75pt;width:540.25pt;height:.5pt;z-index:-251657216;visibility:visible;mso-wrap-style:square;mso-wrap-distance-left:0;mso-wrap-distance-top:0;mso-wrap-distance-right:0;mso-wrap-distance-bottom:0;mso-position-horizontal:absolute;mso-position-horizontal-relative:page;mso-position-vertical:absolute;mso-position-vertical-relative:text;v-text-anchor:top" coordsize="6861175,6350" o:gfxdata="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" path="m6860730,r-2984,l3048,,,,,3048,,6096r3048,l6857695,6096r3035,l6860730,3048r,-3048xe" fillcolor="#9f9f9f" stroked="f">
             <v:path arrowok="t"/>
             <w10:wrap type="topAndBottom" anchorx="page"/>
@@ -176,56 +167,62 @@
     </w:p>
     <w:p>
       <w:pPr>
+        <w:rPr>
+          <w:color w:val="000000" w:themeColor="text1"/>
+          <w:sz w:val="20"/>
+          <w:szCs w:val="20"/>
+        </w:rPr>
+      </w:pPr>
+      <w:r>
+        <w:t xml:space="preserve">Experienced Java Backend Developer with a strong track record across </w:t>
+      </w:r>
+      <w:r>
+        <w:t>diverse sectors, including insurance and financial services</w:t>
+      </w:r>
+      <w:r>
+        <w:t xml:space="preserve"> domain. Skilled in building efficient backend services using Java, Spring Boot, and REST APIs. </w:t>
+      </w:r>
+      <w:proofErr w:type="gramStart"/>
+      <w:r>
+        <w:t>Proficient</w:t>
+      </w:r>
+      <w:proofErr w:type="gramEnd"/>
+      <w:r>
+        <w:t xml:space="preserve"> in working with relational databases like MySQL </w:t>
+      </w:r>
+      <w:r>
+        <w:t xml:space="preserve">, </w:t>
+      </w:r>
+      <w:r>
+        <w:t xml:space="preserve">PostgreSQL and ORM frameworks. Hands-on experience with AWS in supporting scalable backend systems. Proficient in writing unit tests. Committed to delivering clean, maintainable code that supports business goals and </w:t>
+      </w:r>
+      <w:r>
+        <w:t>enhances</w:t>
+      </w:r>
+      <w:r>
+        <w:t xml:space="preserve"> system </w:t>
+      </w:r>
+      <w:r>
+        <w:t>security</w:t>
+      </w:r>
+      <w:r>
+        <w:t xml:space="preserve"> and </w:t>
+      </w:r>
+      <w:r>
+        <w:t>performance</w:t>
+      </w:r>
+      <w:r>
+        <w:t>.</w:t>
+      </w:r>
+    </w:p>
+    <w:p>
+      <w:pPr>
         <w:pStyle w:val="BodyText"/>
         <w:spacing w:before="45"/>
         <w:ind w:left="100" w:right="201" w:firstLine="0"/>
         <w:jc w:val="both"/>
         <w:rPr>
           <w:color w:val="000000" w:themeColor="text1"/>
-          <w:sz w:val="20"/>
-          <w:szCs w:val="20"/>
-        </w:rPr>
-      </w:pPr>
-      <w:r>
-        <w:t xml:space="preserve">Experienced Java Backend Developer with a strong track record across </w:t>
-      </w:r>
-      <w:r>
-        <w:t>diverse sectors, including insurance and financial services</w:t>
-      </w:r>
-      <w:r>
-        <w:t xml:space="preserve"> domain. Skilled in building efficient backend services using Java, Spring Boot, and REST APIs. Proficient in working with relational databases like </w:t>
-      </w:r>
-      <w:proofErr w:type="spellStart"/>
-      <w:r>
-        <w:t>MySQL</w:t>
-      </w:r>
-      <w:proofErr w:type="spellEnd"/>
-      <w:r>
-        <w:t xml:space="preserve"> and </w:t>
-      </w:r>
-      <w:proofErr w:type="spellStart"/>
-      <w:r>
-        <w:t>PostgreSQL</w:t>
-      </w:r>
-      <w:proofErr w:type="spellEnd"/>
-      <w:r>
-        <w:t xml:space="preserve"> and ORM frameworks. Hands-on experience with AWS in supporting scalable backend systems. Proficient in writing unit tests. Committed to delivering clean, maintainable code that supports business goals and </w:t>
-      </w:r>
-      <w:r>
-        <w:t>enhance</w:t>
-      </w:r>
-      <w:r>
-        <w:t xml:space="preserve"> system performance.</w:t>
-      </w:r>
-    </w:p>
-    <w:p>
-      <w:pPr>
-        <w:pStyle w:val="BodyText"/>
-        <w:spacing w:before="45"/>
-        <w:ind w:left="100" w:right="201" w:firstLine="0"/>
-        <w:jc w:val="both"/>
-        <w:rPr>
-          <w:color w:val="000000" w:themeColor="text1"/>
           <w:sz w:val="14"/>
         </w:rPr>
       </w:pPr>
@@ -234,7 +231,7 @@
           <w:noProof/>
           <w:color w:val="000000" w:themeColor="text1"/>
         </w:rPr>
-        <w:pict>
+        <w:pict w14:anchorId="2272F4D6">
           <v:shape id="Graphic 3" o:spid="_x0000_s1031" style="position:absolute;left:0;text-align:left;margin-left:36pt;margin-top:9.75pt;width:540.25pt;height:.5pt;z-index:-251659776;visibility:visible;mso-wrap-style:square;mso-wrap-distance-left:0;mso-wrap-distance-top:0;mso-wrap-distance-right:0;mso-wrap-distance-bottom:0;mso-position-horizontal:absolute;mso-position-horizontal-relative:page;mso-position-vertical:absolute;mso-position-vertical-relative:text;v-text-anchor:top" coordsize="6861175,6350" o:gfxdata="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" path="m6860730,r-2984,l3048,,,,,3048,,6096r3048,l6857695,6096r3035,l6860730,3048r,-3048xe" fillcolor="#9f9f9f" stroked="f">
             <v:path arrowok="t"/>
             <w10:wrap type="topAndBottom" anchorx="page"/>
@@ -262,7 +259,7 @@
           <w:sz w:val="16"/>
           <w:szCs w:val="16"/>
         </w:rPr>
-        <w:pict>
+        <w:pict w14:anchorId="2F278C5C">
           <v:shape id="Graphic 6" o:spid="_x0000_s1030" style="position:absolute;left:0;text-align:left;margin-left:36pt;margin-top:102.7pt;width:540.25pt;height:.5pt;z-index:-251655168;visibility:visible;mso-wrap-distance-left:0;mso-wrap-distance-right:0;mso-position-horizontal-relative:page" coordsize="6861175,6350" o:spt="100" o:gfxdata="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" adj="0,,0" path="m6860730,3048r-2984,l3048,3048,,3048,,6083r3048,l6857695,6083r3035,l6860730,3048xem6860730,r-2984,l3048,,,,,3035r3048,l6857695,3035r3035,l6860730,xe" fillcolor="#9f9f9f" stroked="f">
             <v:stroke joinstyle="round"/>
             <v:formulas/>
@@ -305,7 +302,7 @@
     </w:p>
     <w:tbl>
       <w:tblPr>
-        <w:tblStyle w:val="GridTableLight"/>
+        <w:tblStyle w:val="TableGridLight1"/>
         <w:tblW w:w="10394" w:type="dxa"/>
         <w:tblBorders>
           <w:top w:val="none" w:sz="0" w:space="0" w:color="auto"/>
@@ -316,7 +313,7 @@
           <w:insideV w:val="none" w:sz="0" w:space="0" w:color="auto"/>
         </w:tblBorders>
         <w:tblLayout w:type="fixed"/>
-        <w:tblLook w:val="01E0"/>
+        <w:tblLook w:val="01E0" w:firstRow="1" w:lastRow="1" w:firstColumn="1" w:lastColumn="1" w:noHBand="0" w:noVBand="0"/>
       </w:tblPr>
       <w:tblGrid>
         <w:gridCol w:w="4710"/>
@@ -605,7 +602,27 @@
                 <w:sz w:val="20"/>
                 <w:szCs w:val="20"/>
               </w:rPr>
-              <w:t>Micro services</w:t>
+              <w:t>Micro</w:t>
+            </w:r>
+            <w:r>
+              <w:rPr>
+                <w:b/>
+                <w:bCs/>
+                <w:color w:val="000000" w:themeColor="text1"/>
+                <w:sz w:val="20"/>
+                <w:szCs w:val="20"/>
+              </w:rPr>
+              <w:t>s</w:t>
+            </w:r>
+            <w:r>
+              <w:rPr>
+                <w:b/>
+                <w:bCs/>
+                <w:color w:val="000000" w:themeColor="text1"/>
+                <w:sz w:val="20"/>
+                <w:szCs w:val="20"/>
+              </w:rPr>
+              <w:t>ervices</w:t>
             </w:r>
             <w:r>
               <w:rPr>
@@ -1355,14 +1372,12 @@
         </w:rPr>
         <w:t xml:space="preserve">| </w:t>
       </w:r>
-      <w:proofErr w:type="spellStart"/>
       <w:r>
         <w:rPr>
           <w:b/>
         </w:rPr>
-        <w:t>Nausha</w:t>
-      </w:r>
-      <w:proofErr w:type="spellEnd"/>
+        <w:t>Nashua</w:t>
+      </w:r>
       <w:r>
         <w:rPr>
           <w:b/>
@@ -1567,7 +1582,7 @@
           <w:szCs w:val="20"/>
           <w:shd w:val="clear" w:color="auto" w:fill="FFFFFF"/>
         </w:rPr>
-        <w:t xml:space="preserve">I had an opportunity to learn and work on </w:t>
+        <w:t xml:space="preserve">I had an opportunity to learn and </w:t>
       </w:r>
       <w:r>
         <w:rPr>
@@ -1575,15 +1590,7 @@
           <w:szCs w:val="20"/>
           <w:shd w:val="clear" w:color="auto" w:fill="FFFFFF"/>
         </w:rPr>
-        <w:t>ML algorithms</w:t>
-      </w:r>
-      <w:r>
-        <w:rPr>
-          <w:sz w:val="20"/>
-          <w:szCs w:val="20"/>
-          <w:shd w:val="clear" w:color="auto" w:fill="FFFFFF"/>
-        </w:rPr>
-        <w:t>.</w:t>
+        <w:t>develop an ML algorithm for classifying defective and non-defective auto components in production line.</w:t>
       </w:r>
       <w:r>
         <w:rPr>
@@ -1595,17 +1602,7 @@
     </w:p>
     <w:p>
       <w:pPr>
-        <w:pStyle w:val="ListParagraph"/>
-        <w:tabs>
-          <w:tab w:val="left" w:pos="820"/>
-        </w:tabs>
-        <w:spacing w:before="3" w:line="273" w:lineRule="auto"/>
-        <w:ind w:right="187" w:firstLine="0"/>
-        <w:rPr>
-          <w:color w:val="000000" w:themeColor="text1"/>
-          <w:sz w:val="18"/>
-          <w:szCs w:val="18"/>
-        </w:rPr>
+        <w:pStyle w:val="BodyText"/>
       </w:pPr>
     </w:p>
     <w:p>
@@ -1625,7 +1622,7 @@
           <w:noProof/>
           <w:color w:val="000000" w:themeColor="text1"/>
         </w:rPr>
-        <w:pict>
+        <w:pict w14:anchorId="1B407E5D">
           <v:shape id="_x0000_s1029" style="position:absolute;margin-left:36pt;margin-top:9.75pt;width:540.25pt;height:.5pt;z-index:-251656192;visibility:visible;mso-wrap-style:square;mso-wrap-distance-left:0;mso-wrap-distance-top:0;mso-wrap-distance-right:0;mso-wrap-distance-bottom:0;mso-position-horizontal:absolute;mso-position-horizontal-relative:page;mso-position-vertical:absolute;mso-position-vertical-relative:text;v-text-anchor:top" coordsize="6861175,6350" o:gfxdata="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" path="m6860730,r-2984,l3048,,,,,3048,,6096r3048,l6857695,6096r3035,l6860730,3048r,-3048xe" fillcolor="#9f9f9f" stroked="f">
             <v:path arrowok="t"/>
             <w10:wrap type="topAndBottom" anchorx="page"/>
@@ -1647,7 +1644,7 @@
           <w:noProof/>
           <w:color w:val="000000" w:themeColor="text1"/>
         </w:rPr>
-        <w:pict>
+        <w:pict w14:anchorId="143C8091">
           <v:shape id="_x0000_s1028" style="position:absolute;margin-left:36pt;margin-top:9.75pt;width:540.25pt;height:.5pt;z-index:-251658752;visibility:visible;mso-wrap-style:square;mso-wrap-distance-left:0;mso-wrap-distance-top:0;mso-wrap-distance-right:0;mso-wrap-distance-bottom:0;mso-position-horizontal:absolute;mso-position-horizontal-relative:page;mso-position-vertical:absolute;mso-position-vertical-relative:text;v-text-anchor:top" coordsize="6861175,6350" o:gfxdata="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" path="m6860730,r-2984,l3048,,,,,3048,,6096r3048,l6857695,6096r3035,l6860730,3048r,-3048xe" fillcolor="#9f9f9f" stroked="f">
             <v:path arrowok="t"/>
             <w10:wrap type="topAndBottom" anchorx="page"/>
@@ -1736,59 +1733,6 @@
         </w:rPr>
         <w:t xml:space="preserve">                                    </w:t>
       </w:r>
-      <w:r>
-        <w:rPr>
-          <w:b/>
-          <w:bCs/>
-          <w:color w:val="000000" w:themeColor="text1"/>
-          <w:sz w:val="20"/>
-          <w:szCs w:val="20"/>
-        </w:rPr>
-        <w:t>06/2018</w:t>
-      </w:r>
-      <w:r>
-        <w:rPr>
-          <w:b/>
-          <w:bCs/>
-          <w:color w:val="000000" w:themeColor="text1"/>
-          <w:spacing w:val="-4"/>
-          <w:sz w:val="20"/>
-          <w:szCs w:val="20"/>
-        </w:rPr>
-        <w:t xml:space="preserve"> </w:t>
-      </w:r>
-      <w:r>
-        <w:rPr>
-          <w:b/>
-          <w:bCs/>
-          <w:color w:val="000000" w:themeColor="text1"/>
-          <w:sz w:val="20"/>
-          <w:szCs w:val="20"/>
-        </w:rPr>
-        <w:t>–</w:t>
-      </w:r>
-      <w:r>
-        <w:rPr>
-          <w:b/>
-          <w:bCs/>
-          <w:color w:val="000000" w:themeColor="text1"/>
-          <w:spacing w:val="-4"/>
-          <w:sz w:val="20"/>
-          <w:szCs w:val="20"/>
-        </w:rPr>
-        <w:t xml:space="preserve"> </w:t>
-      </w:r>
-      <w:r>
-        <w:rPr>
-          <w:b/>
-          <w:bCs/>
-          <w:color w:val="000000" w:themeColor="text1"/>
-          <w:spacing w:val="-2"/>
-          <w:sz w:val="20"/>
-          <w:szCs w:val="20"/>
-        </w:rPr>
-        <w:t>06/2022</w:t>
-      </w:r>
     </w:p>
     <w:p>
       <w:pPr>
@@ -1825,55 +1769,25 @@
     </w:p>
     <w:p>
       <w:pPr>
-        <w:pStyle w:val="BodyText"/>
-        <w:ind w:left="0" w:firstLine="0"/>
-        <w:rPr>
-          <w:b/>
-          <w:color w:val="000000" w:themeColor="text1"/>
-          <w:sz w:val="20"/>
-          <w:szCs w:val="20"/>
-        </w:rPr>
-      </w:pPr>
-      <w:r>
-        <w:rPr>
-          <w:b/>
-          <w:color w:val="000000" w:themeColor="text1"/>
-          <w:sz w:val="18"/>
-          <w:szCs w:val="18"/>
-        </w:rPr>
+        <w:rPr>
+          <w:sz w:val="20"/>
+          <w:szCs w:val="20"/>
+        </w:rPr>
+      </w:pPr>
+      <w:r>
         <w:t>GitHub Co</w:t>
       </w:r>
       <w:r>
-        <w:rPr>
-          <w:b/>
-          <w:color w:val="000000" w:themeColor="text1"/>
-          <w:sz w:val="18"/>
-          <w:szCs w:val="18"/>
-        </w:rPr>
         <w:t>-</w:t>
       </w:r>
       <w:r>
-        <w:rPr>
-          <w:b/>
-          <w:color w:val="000000" w:themeColor="text1"/>
-          <w:sz w:val="18"/>
-          <w:szCs w:val="18"/>
-        </w:rPr>
         <w:t>Pilot</w:t>
       </w:r>
       <w:r>
-        <w:rPr>
-          <w:b/>
-          <w:color w:val="000000" w:themeColor="text1"/>
-          <w:sz w:val="18"/>
-          <w:szCs w:val="18"/>
-        </w:rPr>
         <w:t xml:space="preserve"> </w:t>
       </w:r>
       <w:r>
         <w:rPr>
-          <w:b/>
-          <w:color w:val="000000" w:themeColor="text1"/>
           <w:sz w:val="20"/>
           <w:szCs w:val="20"/>
         </w:rPr>
@@ -1891,7 +1805,7 @@
 </file>
 
 <file path=word/endnotes.xml><?xml version="1.0" encoding="utf-8"?>
-<w:endnotes xmlns:ve="http://schemas.openxmlformats.org/markup-compatibility/2006" xmlns:o="urn:schemas-microsoft-com:office:office" xmlns:r="http://schemas.openxmlformats.org/officeDocument/2006/relationships" xmlns:m="http://schemas.openxmlformats.org/officeDocument/2006/math" xmlns:v="urn:schemas-microsoft-com:vml" xmlns:wp="http://schemas.openxmlformats.org/drawingml/2006/wordprocessingDrawing" xmlns:w10="urn:schemas-microsoft-com:office:word" xmlns:w="http://schemas.openxmlformats.org/wordprocessingml/2006/main" xmlns:wne="http://schemas.microsoft.com/office/word/2006/wordml">
+<w:endnotes xmlns:wpc="http://schemas.microsoft.com/office/word/2010/wordprocessingCanvas" xmlns:cx="http://schemas.microsoft.com/office/drawing/2014/chartex" xmlns:cx1="http://schemas.microsoft.com/office/drawing/2015/9/8/chartex" xmlns:cx2="http://schemas.microsoft.com/office/drawing/2015/10/21/chartex" xmlns:cx3="http://schemas.microsoft.com/office/drawing/2016/5/9/chartex" xmlns:cx4="http://schemas.microsoft.com/office/drawing/2016/5/10/chartex" xmlns:cx5="http://schemas.microsoft.com/office/drawing/2016/5/11/chartex" xmlns:cx6="http://schemas.microsoft.com/office/drawing/2016/5/12/chartex" xmlns:cx7="http://schemas.microsoft.com/office/drawing/2016/5/13/chartex" xmlns:cx8="http://schemas.microsoft.com/office/drawing/2016/5/14/chartex" xmlns:mc="http://schemas.openxmlformats.org/markup-compatibility/2006" xmlns:aink="http://schemas.microsoft.com/office/drawing/2016/ink" xmlns:am3d="http://schemas.microsoft.com/office/drawing/2017/model3d" xmlns:o="urn:schemas-microsoft-com:office:office" xmlns:oel="http://schemas.microsoft.com/office/2019/extlst" xmlns:r="http://schemas.openxmlformats.org/officeDocument/2006/relationships" xmlns:m="http://schemas.openxmlformats.org/officeDocument/2006/math" xmlns:v="urn:schemas-microsoft-com:vml" xmlns:wp14="http://schemas.microsoft.com/office/word/2010/wordprocessingDrawing" xmlns:wp="http://schemas.openxmlformats.org/drawingml/2006/wordprocessingDrawing" xmlns:w10="urn:schemas-microsoft-com:office:word" xmlns:w="http://schemas.openxmlformats.org/wordprocessingml/2006/main" xmlns:w14="http://schemas.microsoft.com/office/word/2010/wordml" xmlns:w15="http://schemas.microsoft.com/office/word/2012/wordml" xmlns:w16cex="http://schemas.microsoft.com/office/word/2018/wordml/cex" xmlns:w16cid="http://schemas.microsoft.com/office/word/2016/wordml/cid" xmlns:w16="http://schemas.microsoft.com/office/word/2018/wordml" xmlns:w16du="http://schemas.microsoft.com/office/word/2023/wordml/word16du" xmlns:w16sdtdh="http://schemas.microsoft.com/office/word/2020/wordml/sdtdatahash" xmlns:w16sdtfl="http://schemas.microsoft.com/office/word/2024/wordml/sdtformatlock" xmlns:w16se="http://schemas.microsoft.com/office/word/2015/wordml/symex" xmlns:wpg="http://schemas.microsoft.com/office/word/2010/wordprocessingGroup" xmlns:wpi="http://schemas.microsoft.com/office/word/2010/wordprocessingInk" xmlns:wne="http://schemas.microsoft.com/office/word/2006/wordml" xmlns:wps="http://schemas.microsoft.com/office/word/2010/wordprocessingShape" mc:Ignorable="w14 w15 w16se w16cid w16 w16cex w16sdtdh w16sdtfl w16du wp14">
   <w:endnote w:type="separator" w:id="-1">
     <w:p>
       <w:r>
@@ -1910,7 +1824,7 @@
 </file>
 
 <file path=word/footnotes.xml><?xml version="1.0" encoding="utf-8"?>
-<w:footnotes xmlns:ve="http://schemas.openxmlformats.org/markup-compatibility/2006" xmlns:o="urn:schemas-microsoft-com:office:office" xmlns:r="http://schemas.openxmlformats.org/officeDocument/2006/relationships" xmlns:m="http://schemas.openxmlformats.org/officeDocument/2006/math" xmlns:v="urn:schemas-microsoft-com:vml" xmlns:wp="http://schemas.openxmlformats.org/drawingml/2006/wordprocessingDrawing" xmlns:w10="urn:schemas-microsoft-com:office:word" xmlns:w="http://schemas.openxmlformats.org/wordprocessingml/2006/main" xmlns:wne="http://schemas.microsoft.com/office/word/2006/wordml">
+<w:footnotes xmlns:wpc="http://schemas.microsoft.com/office/word/2010/wordprocessingCanvas" xmlns:cx="http://schemas.microsoft.com/office/drawing/2014/chartex" xmlns:cx1="http://schemas.microsoft.com/office/drawing/2015/9/8/chartex" xmlns:cx2="http://schemas.microsoft.com/office/drawing/2015/10/21/chartex" xmlns:cx3="http://schemas.microsoft.com/office/drawing/2016/5/9/chartex" xmlns:cx4="http://schemas.microsoft.com/office/drawing/2016/5/10/chartex" xmlns:cx5="http://schemas.microsoft.com/office/drawing/2016/5/11/chartex" xmlns:cx6="http://schemas.microsoft.com/office/drawing/2016/5/12/chartex" xmlns:cx7="http://schemas.microsoft.com/office/drawing/2016/5/13/chartex" xmlns:cx8="http://schemas.microsoft.com/office/drawing/2016/5/14/chartex" xmlns:mc="http://schemas.openxmlformats.org/markup-compatibility/2006" xmlns:aink="http://schemas.microsoft.com/office/drawing/2016/ink" xmlns:am3d="http://schemas.microsoft.com/office/drawing/2017/model3d" xmlns:o="urn:schemas-microsoft-com:office:office" xmlns:oel="http://schemas.microsoft.com/office/2019/extlst" xmlns:r="http://schemas.openxmlformats.org/officeDocument/2006/relationships" xmlns:m="http://schemas.openxmlformats.org/officeDocument/2006/math" xmlns:v="urn:schemas-microsoft-com:vml" xmlns:wp14="http://schemas.microsoft.com/office/word/2010/wordprocessingDrawing" xmlns:wp="http://schemas.openxmlformats.org/drawingml/2006/wordprocessingDrawing" xmlns:w10="urn:schemas-microsoft-com:office:word" xmlns:w="http://schemas.openxmlformats.org/wordprocessingml/2006/main" xmlns:w14="http://schemas.microsoft.com/office/word/2010/wordml" xmlns:w15="http://schemas.microsoft.com/office/word/2012/wordml" xmlns:w16cex="http://schemas.microsoft.com/office/word/2018/wordml/cex" xmlns:w16cid="http://schemas.microsoft.com/office/word/2016/wordml/cid" xmlns:w16="http://schemas.microsoft.com/office/word/2018/wordml" xmlns:w16du="http://schemas.microsoft.com/office/word/2023/wordml/word16du" xmlns:w16sdtdh="http://schemas.microsoft.com/office/word/2020/wordml/sdtdatahash" xmlns:w16sdtfl="http://schemas.microsoft.com/office/word/2024/wordml/sdtformatlock" xmlns:w16se="http://schemas.microsoft.com/office/word/2015/wordml/symex" xmlns:wpg="http://schemas.microsoft.com/office/word/2010/wordprocessingGroup" xmlns:wpi="http://schemas.microsoft.com/office/word/2010/wordprocessingInk" xmlns:wne="http://schemas.microsoft.com/office/word/2006/wordml" xmlns:wps="http://schemas.microsoft.com/office/word/2010/wordprocessingShape" mc:Ignorable="w14 w15 w16se w16cid w16 w16cex w16sdtdh w16sdtfl w16du wp14">
   <w:footnote w:type="separator" w:id="-1">
     <w:p>
       <w:r>
@@ -1929,8 +1843,8 @@
 </file>
 
 <file path=word/numbering.xml><?xml version="1.0" encoding="utf-8"?>
-<w:numbering xmlns:ve="http://schemas.openxmlformats.org/markup-compatibility/2006" xmlns:o="urn:schemas-microsoft-com:office:office" xmlns:r="http://schemas.openxmlformats.org/officeDocument/2006/relationships" xmlns:m="http://schemas.openxmlformats.org/officeDocument/2006/math" xmlns:v="urn:schemas-microsoft-com:vml" xmlns:wp="http://schemas.openxmlformats.org/drawingml/2006/wordprocessingDrawing" xmlns:w10="urn:schemas-microsoft-com:office:word" xmlns:w="http://schemas.openxmlformats.org/wordprocessingml/2006/main" xmlns:wne="http://schemas.microsoft.com/office/word/2006/wordml">
-  <w:abstractNum w:abstractNumId="0">
+<w:numbering xmlns:wpc="http://schemas.microsoft.com/office/word/2010/wordprocessingCanvas" xmlns:cx="http://schemas.microsoft.com/office/drawing/2014/chartex" xmlns:cx1="http://schemas.microsoft.com/office/drawing/2015/9/8/chartex" xmlns:cx2="http://schemas.microsoft.com/office/drawing/2015/10/21/chartex" xmlns:cx3="http://schemas.microsoft.com/office/drawing/2016/5/9/chartex" xmlns:cx4="http://schemas.microsoft.com/office/drawing/2016/5/10/chartex" xmlns:cx5="http://schemas.microsoft.com/office/drawing/2016/5/11/chartex" xmlns:cx6="http://schemas.microsoft.com/office/drawing/2016/5/12/chartex" xmlns:cx7="http://schemas.microsoft.com/office/drawing/2016/5/13/chartex" xmlns:cx8="http://schemas.microsoft.com/office/drawing/2016/5/14/chartex" xmlns:mc="http://schemas.openxmlformats.org/markup-compatibility/2006" xmlns:aink="http://schemas.microsoft.com/office/drawing/2016/ink" xmlns:am3d="http://schemas.microsoft.com/office/drawing/2017/model3d" xmlns:o="urn:schemas-microsoft-com:office:office" xmlns:oel="http://schemas.microsoft.com/office/2019/extlst" xmlns:r="http://schemas.openxmlformats.org/officeDocument/2006/relationships" xmlns:m="http://schemas.openxmlformats.org/officeDocument/2006/math" xmlns:v="urn:schemas-microsoft-com:vml" xmlns:wp14="http://schemas.microsoft.com/office/word/2010/wordprocessingDrawing" xmlns:wp="http://schemas.openxmlformats.org/drawingml/2006/wordprocessingDrawing" xmlns:w10="urn:schemas-microsoft-com:office:word" xmlns:w="http://schemas.openxmlformats.org/wordprocessingml/2006/main" xmlns:w14="http://schemas.microsoft.com/office/word/2010/wordml" xmlns:w15="http://schemas.microsoft.com/office/word/2012/wordml" xmlns:w16cex="http://schemas.microsoft.com/office/word/2018/wordml/cex" xmlns:w16cid="http://schemas.microsoft.com/office/word/2016/wordml/cid" xmlns:w16="http://schemas.microsoft.com/office/word/2018/wordml" xmlns:w16du="http://schemas.microsoft.com/office/word/2023/wordml/word16du" xmlns:w16sdtdh="http://schemas.microsoft.com/office/word/2020/wordml/sdtdatahash" xmlns:w16sdtfl="http://schemas.microsoft.com/office/word/2024/wordml/sdtformatlock" xmlns:w16se="http://schemas.microsoft.com/office/word/2015/wordml/symex" xmlns:wpg="http://schemas.microsoft.com/office/word/2010/wordprocessingGroup" xmlns:wpi="http://schemas.microsoft.com/office/word/2010/wordprocessingInk" xmlns:wne="http://schemas.microsoft.com/office/word/2006/wordml" xmlns:wps="http://schemas.microsoft.com/office/word/2010/wordprocessingShape" mc:Ignorable="w14 w15 w16se w16cid w16 w16cex w16sdtdh w16sdtfl w16du wp14">
+  <w:abstractNum w:abstractNumId="0" w15:restartNumberingAfterBreak="0">
     <w:nsid w:val="03B1418D"/>
     <w:multiLevelType w:val="hybridMultilevel"/>
     <w:tmpl w:val="E25208AE"/>
@@ -2043,7 +1957,7 @@
       </w:rPr>
     </w:lvl>
   </w:abstractNum>
-  <w:abstractNum w:abstractNumId="1">
+  <w:abstractNum w:abstractNumId="1" w15:restartNumberingAfterBreak="0">
     <w:nsid w:val="06F21A97"/>
     <w:multiLevelType w:val="multilevel"/>
     <w:tmpl w:val="922AE128"/>
@@ -2192,7 +2106,7 @@
       </w:rPr>
     </w:lvl>
   </w:abstractNum>
-  <w:abstractNum w:abstractNumId="2">
+  <w:abstractNum w:abstractNumId="2" w15:restartNumberingAfterBreak="0">
     <w:nsid w:val="098154C2"/>
     <w:multiLevelType w:val="hybridMultilevel"/>
     <w:tmpl w:val="CCB84872"/>
@@ -2305,7 +2219,7 @@
       </w:rPr>
     </w:lvl>
   </w:abstractNum>
-  <w:abstractNum w:abstractNumId="3">
+  <w:abstractNum w:abstractNumId="3" w15:restartNumberingAfterBreak="0">
     <w:nsid w:val="22793423"/>
     <w:multiLevelType w:val="hybridMultilevel"/>
     <w:tmpl w:val="DAF0C66E"/>
@@ -2418,7 +2332,7 @@
       </w:rPr>
     </w:lvl>
   </w:abstractNum>
-  <w:abstractNum w:abstractNumId="4">
+  <w:abstractNum w:abstractNumId="4" w15:restartNumberingAfterBreak="0">
     <w:nsid w:val="26EC63C3"/>
     <w:multiLevelType w:val="hybridMultilevel"/>
     <w:tmpl w:val="DEE0D012"/>
@@ -2531,7 +2445,7 @@
       </w:rPr>
     </w:lvl>
   </w:abstractNum>
-  <w:abstractNum w:abstractNumId="5">
+  <w:abstractNum w:abstractNumId="5" w15:restartNumberingAfterBreak="0">
     <w:nsid w:val="2A2B5FD0"/>
     <w:multiLevelType w:val="hybridMultilevel"/>
     <w:tmpl w:val="277C3FE0"/>
@@ -2652,7 +2566,7 @@
       </w:rPr>
     </w:lvl>
   </w:abstractNum>
-  <w:abstractNum w:abstractNumId="6">
+  <w:abstractNum w:abstractNumId="6" w15:restartNumberingAfterBreak="0">
     <w:nsid w:val="2A385B49"/>
     <w:multiLevelType w:val="hybridMultilevel"/>
     <w:tmpl w:val="B39A9AC2"/>
@@ -2765,7 +2679,7 @@
       </w:rPr>
     </w:lvl>
   </w:abstractNum>
-  <w:abstractNum w:abstractNumId="7">
+  <w:abstractNum w:abstractNumId="7" w15:restartNumberingAfterBreak="0">
     <w:nsid w:val="37BA2850"/>
     <w:multiLevelType w:val="multilevel"/>
     <w:tmpl w:val="643EFFB0"/>
@@ -2914,7 +2828,7 @@
       </w:rPr>
     </w:lvl>
   </w:abstractNum>
-  <w:abstractNum w:abstractNumId="8">
+  <w:abstractNum w:abstractNumId="8" w15:restartNumberingAfterBreak="0">
     <w:nsid w:val="3A255F4E"/>
     <w:multiLevelType w:val="hybridMultilevel"/>
     <w:tmpl w:val="A6966AA0"/>
@@ -3027,7 +2941,7 @@
       </w:rPr>
     </w:lvl>
   </w:abstractNum>
-  <w:abstractNum w:abstractNumId="9">
+  <w:abstractNum w:abstractNumId="9" w15:restartNumberingAfterBreak="0">
     <w:nsid w:val="3B6C59E2"/>
     <w:multiLevelType w:val="hybridMultilevel"/>
     <w:tmpl w:val="92449F80"/>
@@ -3149,7 +3063,7 @@
       </w:rPr>
     </w:lvl>
   </w:abstractNum>
-  <w:abstractNum w:abstractNumId="10">
+  <w:abstractNum w:abstractNumId="10" w15:restartNumberingAfterBreak="0">
     <w:nsid w:val="45CA0969"/>
     <w:multiLevelType w:val="hybridMultilevel"/>
     <w:tmpl w:val="7F6E29DE"/>
@@ -3262,7 +3176,7 @@
       </w:rPr>
     </w:lvl>
   </w:abstractNum>
-  <w:abstractNum w:abstractNumId="11">
+  <w:abstractNum w:abstractNumId="11" w15:restartNumberingAfterBreak="0">
     <w:nsid w:val="484B3098"/>
     <w:multiLevelType w:val="hybridMultilevel"/>
     <w:tmpl w:val="0DEC92BA"/>
@@ -3375,7 +3289,7 @@
       </w:rPr>
     </w:lvl>
   </w:abstractNum>
-  <w:abstractNum w:abstractNumId="12">
+  <w:abstractNum w:abstractNumId="12" w15:restartNumberingAfterBreak="0">
     <w:nsid w:val="4A770C49"/>
     <w:multiLevelType w:val="hybridMultilevel"/>
     <w:tmpl w:val="DC008D0C"/>
@@ -3488,7 +3402,7 @@
       </w:rPr>
     </w:lvl>
   </w:abstractNum>
-  <w:abstractNum w:abstractNumId="13">
+  <w:abstractNum w:abstractNumId="13" w15:restartNumberingAfterBreak="0">
     <w:nsid w:val="4C0A5BAD"/>
     <w:multiLevelType w:val="hybridMultilevel"/>
     <w:tmpl w:val="8CE60066"/>
@@ -3601,7 +3515,7 @@
       </w:rPr>
     </w:lvl>
   </w:abstractNum>
-  <w:abstractNum w:abstractNumId="14">
+  <w:abstractNum w:abstractNumId="14" w15:restartNumberingAfterBreak="0">
     <w:nsid w:val="4EF95F5E"/>
     <w:multiLevelType w:val="hybridMultilevel"/>
     <w:tmpl w:val="B9CAF56C"/>
@@ -3714,7 +3628,7 @@
       </w:rPr>
     </w:lvl>
   </w:abstractNum>
-  <w:abstractNum w:abstractNumId="15">
+  <w:abstractNum w:abstractNumId="15" w15:restartNumberingAfterBreak="0">
     <w:nsid w:val="7BCC0631"/>
     <w:multiLevelType w:val="hybridMultilevel"/>
     <w:tmpl w:val="744052A6"/>
@@ -3836,59 +3750,59 @@
       </w:rPr>
     </w:lvl>
   </w:abstractNum>
-  <w:num w:numId="1">
+  <w:num w:numId="1" w16cid:durableId="793838875">
     <w:abstractNumId w:val="5"/>
   </w:num>
-  <w:num w:numId="2">
+  <w:num w:numId="2" w16cid:durableId="599263526">
     <w:abstractNumId w:val="9"/>
   </w:num>
-  <w:num w:numId="3">
+  <w:num w:numId="3" w16cid:durableId="153911190">
     <w:abstractNumId w:val="15"/>
   </w:num>
-  <w:num w:numId="4">
+  <w:num w:numId="4" w16cid:durableId="110174827">
     <w:abstractNumId w:val="3"/>
   </w:num>
-  <w:num w:numId="5">
+  <w:num w:numId="5" w16cid:durableId="1468203897">
     <w:abstractNumId w:val="13"/>
   </w:num>
-  <w:num w:numId="6">
+  <w:num w:numId="6" w16cid:durableId="2046904533">
     <w:abstractNumId w:val="10"/>
   </w:num>
-  <w:num w:numId="7">
+  <w:num w:numId="7" w16cid:durableId="1148479502">
     <w:abstractNumId w:val="12"/>
   </w:num>
-  <w:num w:numId="8">
+  <w:num w:numId="8" w16cid:durableId="590234674">
     <w:abstractNumId w:val="11"/>
   </w:num>
-  <w:num w:numId="9">
+  <w:num w:numId="9" w16cid:durableId="1461146434">
     <w:abstractNumId w:val="0"/>
   </w:num>
-  <w:num w:numId="10">
+  <w:num w:numId="10" w16cid:durableId="7367489">
     <w:abstractNumId w:val="1"/>
   </w:num>
-  <w:num w:numId="11">
+  <w:num w:numId="11" w16cid:durableId="239950556">
     <w:abstractNumId w:val="7"/>
   </w:num>
-  <w:num w:numId="12">
+  <w:num w:numId="12" w16cid:durableId="43143700">
     <w:abstractNumId w:val="14"/>
   </w:num>
-  <w:num w:numId="13">
+  <w:num w:numId="13" w16cid:durableId="171142468">
     <w:abstractNumId w:val="6"/>
   </w:num>
-  <w:num w:numId="14">
+  <w:num w:numId="14" w16cid:durableId="1424257007">
     <w:abstractNumId w:val="2"/>
   </w:num>
-  <w:num w:numId="15">
+  <w:num w:numId="15" w16cid:durableId="1910537702">
     <w:abstractNumId w:val="4"/>
   </w:num>
-  <w:num w:numId="16">
+  <w:num w:numId="16" w16cid:durableId="1339501326">
     <w:abstractNumId w:val="8"/>
   </w:num>
 </w:numbering>
 </file>
 
 <file path=word/styles.xml><?xml version="1.0" encoding="utf-8"?>
-<w:styles xmlns:r="http://schemas.openxmlformats.org/officeDocument/2006/relationships" xmlns:w="http://schemas.openxmlformats.org/wordprocessingml/2006/main">
+<w:styles xmlns:mc="http://schemas.openxmlformats.org/markup-compatibility/2006" xmlns:r="http://schemas.openxmlformats.org/officeDocument/2006/relationships" xmlns:w="http://schemas.openxmlformats.org/wordprocessingml/2006/main" xmlns:w14="http://schemas.microsoft.com/office/word/2010/wordml" xmlns:w15="http://schemas.microsoft.com/office/word/2012/wordml" xmlns:w16cex="http://schemas.microsoft.com/office/word/2018/wordml/cex" xmlns:w16cid="http://schemas.microsoft.com/office/word/2016/wordml/cid" xmlns:w16="http://schemas.microsoft.com/office/word/2018/wordml" xmlns:w16du="http://schemas.microsoft.com/office/word/2023/wordml/word16du" xmlns:w16sdtdh="http://schemas.microsoft.com/office/word/2020/wordml/sdtdatahash" xmlns:w16sdtfl="http://schemas.microsoft.com/office/word/2024/wordml/sdtformatlock" xmlns:w16se="http://schemas.microsoft.com/office/word/2015/wordml/symex" mc:Ignorable="w14 w15 w16se w16cid w16 w16cex w16sdtdh w16sdtfl w16du">
   <w:docDefaults>
     <w:rPrDefault>
       <w:rPr>
@@ -3906,145 +3820,383 @@
       </w:pPr>
     </w:pPrDefault>
   </w:docDefaults>
-  <w:latentStyles w:defLockedState="0" w:defUIPriority="99" w:defSemiHidden="1" w:defUnhideWhenUsed="1" w:defQFormat="0" w:count="267">
-    <w:lsdException w:name="Normal" w:semiHidden="0" w:uiPriority="0" w:unhideWhenUsed="0" w:qFormat="1"/>
-    <w:lsdException w:name="heading 1" w:semiHidden="0" w:uiPriority="9" w:unhideWhenUsed="0" w:qFormat="1"/>
-    <w:lsdException w:name="heading 2" w:uiPriority="9" w:qFormat="1"/>
-    <w:lsdException w:name="heading 3" w:uiPriority="9" w:qFormat="1"/>
-    <w:lsdException w:name="heading 4" w:uiPriority="9" w:qFormat="1"/>
-    <w:lsdException w:name="heading 5" w:uiPriority="9" w:qFormat="1"/>
-    <w:lsdException w:name="heading 6" w:uiPriority="9" w:qFormat="1"/>
-    <w:lsdException w:name="heading 7" w:uiPriority="9" w:qFormat="1"/>
-    <w:lsdException w:name="heading 8" w:uiPriority="9" w:qFormat="1"/>
-    <w:lsdException w:name="heading 9" w:uiPriority="9" w:qFormat="1"/>
-    <w:lsdException w:name="toc 1" w:uiPriority="39"/>
-    <w:lsdException w:name="toc 2" w:uiPriority="39"/>
-    <w:lsdException w:name="toc 3" w:uiPriority="39"/>
-    <w:lsdException w:name="toc 4" w:uiPriority="39"/>
-    <w:lsdException w:name="toc 5" w:uiPriority="39"/>
-    <w:lsdException w:name="toc 6" w:uiPriority="39"/>
-    <w:lsdException w:name="toc 7" w:uiPriority="39"/>
-    <w:lsdException w:name="toc 8" w:uiPriority="39"/>
-    <w:lsdException w:name="toc 9" w:uiPriority="39"/>
-    <w:lsdException w:name="caption" w:uiPriority="35" w:qFormat="1"/>
-    <w:lsdException w:name="Title" w:semiHidden="0" w:uiPriority="10" w:unhideWhenUsed="0" w:qFormat="1"/>
-    <w:lsdException w:name="Default Paragraph Font" w:uiPriority="1"/>
-    <w:lsdException w:name="Body Text" w:uiPriority="1" w:qFormat="1"/>
-    <w:lsdException w:name="Subtitle" w:semiHidden="0" w:uiPriority="11" w:unhideWhenUsed="0" w:qFormat="1"/>
-    <w:lsdException w:name="Strong" w:semiHidden="0" w:uiPriority="22" w:unhideWhenUsed="0" w:qFormat="1"/>
-    <w:lsdException w:name="Emphasis" w:semiHidden="0" w:uiPriority="20" w:unhideWhenUsed="0" w:qFormat="1"/>
-    <w:lsdException w:name="Table Grid" w:semiHidden="0" w:uiPriority="39" w:unhideWhenUsed="0"/>
-    <w:lsdException w:name="Placeholder Text" w:unhideWhenUsed="0"/>
-    <w:lsdException w:name="No Spacing" w:semiHidden="0" w:uiPriority="1" w:unhideWhenUsed="0" w:qFormat="1"/>
-    <w:lsdException w:name="Light Shading" w:semiHidden="0" w:uiPriority="60" w:unhideWhenUsed="0"/>
-    <w:lsdException w:name="Light List" w:semiHidden="0" w:uiPriority="61" w:unhideWhenUsed="0"/>
-    <w:lsdException w:name="Light Grid" w:semiHidden="0" w:uiPriority="62" w:unhideWhenUsed="0"/>
-    <w:lsdException w:name="Medium Shading 1" w:semiHidden="0" w:uiPriority="63" w:unhideWhenUsed="0"/>
-    <w:lsdException w:name="Medium Shading 2" w:semiHidden="0" w:uiPriority="64" w:unhideWhenUsed="0"/>
-    <w:lsdException w:name="Medium List 1" w:semiHidden="0" w:uiPriority="65" w:unhideWhenUsed="0"/>
-    <w:lsdException w:name="Medium List 2" w:semiHidden="0" w:uiPriority="66" w:unhideWhenUsed="0"/>
-    <w:lsdException w:name="Medium Grid 1" w:semiHidden="0" w:uiPriority="67" w:unhideWhenUsed="0"/>
-    <w:lsdException w:name="Medium Grid 2" w:semiHidden="0" w:uiPriority="68" w:unhideWhenUsed="0"/>
-    <w:lsdException w:name="Medium Grid 3" w:semiHidden="0" w:uiPriority="69" w:unhideWhenUsed="0"/>
-    <w:lsdException w:name="Dark List" w:semiHidden="0" w:uiPriority="70" w:unhideWhenUsed="0"/>
-    <w:lsdException w:name="Colorful Shading" w:semiHidden="0" w:uiPriority="71" w:unhideWhenUsed="0"/>
-    <w:lsdException w:name="Colorful List" w:semiHidden="0" w:uiPriority="72" w:unhideWhenUsed="0"/>
-    <w:lsdException w:name="Colorful Grid" w:semiHidden="0" w:uiPriority="73" w:unhideWhenUsed="0"/>
-    <w:lsdException w:name="Light Shading Accent 1" w:semiHidden="0" w:uiPriority="60" w:unhideWhenUsed="0"/>
-    <w:lsdException w:name="Light List Accent 1" w:semiHidden="0" w:uiPriority="61" w:unhideWhenUsed="0"/>
-    <w:lsdException w:name="Light Grid Accent 1" w:semiHidden="0" w:uiPriority="62" w:unhideWhenUsed="0"/>
-    <w:lsdException w:name="Medium Shading 1 Accent 1" w:semiHidden="0" w:uiPriority="63" w:unhideWhenUsed="0"/>
-    <w:lsdException w:name="Medium Shading 2 Accent 1" w:semiHidden="0" w:uiPriority="64" w:unhideWhenUsed="0"/>
-    <w:lsdException w:name="Medium List 1 Accent 1" w:semiHidden="0" w:uiPriority="65" w:unhideWhenUsed="0"/>
-    <w:lsdException w:name="Revision" w:unhideWhenUsed="0"/>
-    <w:lsdException w:name="List Paragraph" w:semiHidden="0" w:uiPriority="34" w:unhideWhenUsed="0" w:qFormat="1"/>
-    <w:lsdException w:name="Quote" w:semiHidden="0" w:uiPriority="29" w:unhideWhenUsed="0" w:qFormat="1"/>
-    <w:lsdException w:name="Intense Quote" w:semiHidden="0" w:uiPriority="30" w:unhideWhenUsed="0" w:qFormat="1"/>
-    <w:lsdException w:name="Medium List 2 Accent 1" w:semiHidden="0" w:uiPriority="66" w:unhideWhenUsed="0"/>
-    <w:lsdException w:name="Medium Grid 1 Accent 1" w:semiHidden="0" w:uiPriority="67" w:unhideWhenUsed="0"/>
-    <w:lsdException w:name="Medium Grid 2 Accent 1" w:semiHidden="0" w:uiPriority="68" w:unhideWhenUsed="0"/>
-    <w:lsdException w:name="Medium Grid 3 Accent 1" w:semiHidden="0" w:uiPriority="69" w:unhideWhenUsed="0"/>
-    <w:lsdException w:name="Dark List Accent 1" w:semiHidden="0" w:uiPriority="70" w:unhideWhenUsed="0"/>
-    <w:lsdException w:name="Colorful Shading Accent 1" w:semiHidden="0" w:uiPriority="71" w:unhideWhenUsed="0"/>
-    <w:lsdException w:name="Colorful List Accent 1" w:semiHidden="0" w:uiPriority="72" w:unhideWhenUsed="0"/>
-    <w:lsdException w:name="Colorful Grid Accent 1" w:semiHidden="0" w:uiPriority="73" w:unhideWhenUsed="0"/>
-    <w:lsdException w:name="Light Shading Accent 2" w:semiHidden="0" w:uiPriority="60" w:unhideWhenUsed="0"/>
-    <w:lsdException w:name="Light List Accent 2" w:semiHidden="0" w:uiPriority="61" w:unhideWhenUsed="0"/>
-    <w:lsdException w:name="Light Grid Accent 2" w:semiHidden="0" w:uiPriority="62" w:unhideWhenUsed="0"/>
-    <w:lsdException w:name="Medium Shading 1 Accent 2" w:semiHidden="0" w:uiPriority="63" w:unhideWhenUsed="0"/>
-    <w:lsdException w:name="Medium Shading 2 Accent 2" w:semiHidden="0" w:uiPriority="64" w:unhideWhenUsed="0"/>
-    <w:lsdException w:name="Medium List 1 Accent 2" w:semiHidden="0" w:uiPriority="65" w:unhideWhenUsed="0"/>
-    <w:lsdException w:name="Medium List 2 Accent 2" w:semiHidden="0" w:uiPriority="66" w:unhideWhenUsed="0"/>
-    <w:lsdException w:name="Medium Grid 1 Accent 2" w:semiHidden="0" w:uiPriority="67" w:unhideWhenUsed="0"/>
-    <w:lsdException w:name="Medium Grid 2 Accent 2" w:semiHidden="0" w:uiPriority="68" w:unhideWhenUsed="0"/>
-    <w:lsdException w:name="Medium Grid 3 Accent 2" w:semiHidden="0" w:uiPriority="69" w:unhideWhenUsed="0"/>
-    <w:lsdException w:name="Dark List Accent 2" w:semiHidden="0" w:uiPriority="70" w:unhideWhenUsed="0"/>
-    <w:lsdException w:name="Colorful Shading Accent 2" w:semiHidden="0" w:uiPriority="71" w:unhideWhenUsed="0"/>
-    <w:lsdException w:name="Colorful List Accent 2" w:semiHidden="0" w:uiPriority="72" w:unhideWhenUsed="0"/>
-    <w:lsdException w:name="Colorful Grid Accent 2" w:semiHidden="0" w:uiPriority="73" w:unhideWhenUsed="0"/>
-    <w:lsdException w:name="Light Shading Accent 3" w:semiHidden="0" w:uiPriority="60" w:unhideWhenUsed="0"/>
-    <w:lsdException w:name="Light List Accent 3" w:semiHidden="0" w:uiPriority="61" w:unhideWhenUsed="0"/>
-    <w:lsdException w:name="Light Grid Accent 3" w:semiHidden="0" w:uiPriority="62" w:unhideWhenUsed="0"/>
-    <w:lsdException w:name="Medium Shading 1 Accent 3" w:semiHidden="0" w:uiPriority="63" w:unhideWhenUsed="0"/>
-    <w:lsdException w:name="Medium Shading 2 Accent 3" w:semiHidden="0" w:uiPriority="64" w:unhideWhenUsed="0"/>
-    <w:lsdException w:name="Medium List 1 Accent 3" w:semiHidden="0" w:uiPriority="65" w:unhideWhenUsed="0"/>
-    <w:lsdException w:name="Medium List 2 Accent 3" w:semiHidden="0" w:uiPriority="66" w:unhideWhenUsed="0"/>
-    <w:lsdException w:name="Medium Grid 1 Accent 3" w:semiHidden="0" w:uiPriority="67" w:unhideWhenUsed="0"/>
-    <w:lsdException w:name="Medium Grid 2 Accent 3" w:semiHidden="0" w:uiPriority="68" w:unhideWhenUsed="0"/>
-    <w:lsdException w:name="Medium Grid 3 Accent 3" w:semiHidden="0" w:uiPriority="69" w:unhideWhenUsed="0"/>
-    <w:lsdException w:name="Dark List Accent 3" w:semiHidden="0" w:uiPriority="70" w:unhideWhenUsed="0"/>
-    <w:lsdException w:name="Colorful Shading Accent 3" w:semiHidden="0" w:uiPriority="71" w:unhideWhenUsed="0"/>
-    <w:lsdException w:name="Colorful List Accent 3" w:semiHidden="0" w:uiPriority="72" w:unhideWhenUsed="0"/>
-    <w:lsdException w:name="Colorful Grid Accent 3" w:semiHidden="0" w:uiPriority="73" w:unhideWhenUsed="0"/>
-    <w:lsdException w:name="Light Shading Accent 4" w:semiHidden="0" w:uiPriority="60" w:unhideWhenUsed="0"/>
-    <w:lsdException w:name="Light List Accent 4" w:semiHidden="0" w:uiPriority="61" w:unhideWhenUsed="0"/>
-    <w:lsdException w:name="Light Grid Accent 4" w:semiHidden="0" w:uiPriority="62" w:unhideWhenUsed="0"/>
-    <w:lsdException w:name="Medium Shading 1 Accent 4" w:semiHidden="0" w:uiPriority="63" w:unhideWhenUsed="0"/>
-    <w:lsdException w:name="Medium Shading 2 Accent 4" w:semiHidden="0" w:uiPriority="64" w:unhideWhenUsed="0"/>
-    <w:lsdException w:name="Medium List 1 Accent 4" w:semiHidden="0" w:uiPriority="65" w:unhideWhenUsed="0"/>
-    <w:lsdException w:name="Medium List 2 Accent 4" w:semiHidden="0" w:uiPriority="66" w:unhideWhenUsed="0"/>
-    <w:lsdException w:name="Medium Grid 1 Accent 4" w:semiHidden="0" w:uiPriority="67" w:unhideWhenUsed="0"/>
-    <w:lsdException w:name="Medium Grid 2 Accent 4" w:semiHidden="0" w:uiPriority="68" w:unhideWhenUsed="0"/>
-    <w:lsdException w:name="Medium Grid 3 Accent 4" w:semiHidden="0" w:uiPriority="69" w:unhideWhenUsed="0"/>
-    <w:lsdException w:name="Dark List Accent 4" w:semiHidden="0" w:uiPriority="70" w:unhideWhenUsed="0"/>
-    <w:lsdException w:name="Colorful Shading Accent 4" w:semiHidden="0" w:uiPriority="71" w:unhideWhenUsed="0"/>
-    <w:lsdException w:name="Colorful List Accent 4" w:semiHidden="0" w:uiPriority="72" w:unhideWhenUsed="0"/>
-    <w:lsdException w:name="Colorful Grid Accent 4" w:semiHidden="0" w:uiPriority="73" w:unhideWhenUsed="0"/>
-    <w:lsdException w:name="Light Shading Accent 5" w:semiHidden="0" w:uiPriority="60" w:unhideWhenUsed="0"/>
-    <w:lsdException w:name="Light List Accent 5" w:semiHidden="0" w:uiPriority="61" w:unhideWhenUsed="0"/>
-    <w:lsdException w:name="Light Grid Accent 5" w:semiHidden="0" w:uiPriority="62" w:unhideWhenUsed="0"/>
-    <w:lsdException w:name="Medium Shading 1 Accent 5" w:semiHidden="0" w:uiPriority="63" w:unhideWhenUsed="0"/>
-    <w:lsdException w:name="Medium Shading 2 Accent 5" w:semiHidden="0" w:uiPriority="64" w:unhideWhenUsed="0"/>
-    <w:lsdException w:name="Medium List 1 Accent 5" w:semiHidden="0" w:uiPriority="65" w:unhideWhenUsed="0"/>
-    <w:lsdException w:name="Medium List 2 Accent 5" w:semiHidden="0" w:uiPriority="66" w:unhideWhenUsed="0"/>
-    <w:lsdException w:name="Medium Grid 1 Accent 5" w:semiHidden="0" w:uiPriority="67" w:unhideWhenUsed="0"/>
-    <w:lsdException w:name="Medium Grid 2 Accent 5" w:semiHidden="0" w:uiPriority="68" w:unhideWhenUsed="0"/>
-    <w:lsdException w:name="Medium Grid 3 Accent 5" w:semiHidden="0" w:uiPriority="69" w:unhideWhenUsed="0"/>
-    <w:lsdException w:name="Dark List Accent 5" w:semiHidden="0" w:uiPriority="70" w:unhideWhenUsed="0"/>
-    <w:lsdException w:name="Colorful Shading Accent 5" w:semiHidden="0" w:uiPriority="71" w:unhideWhenUsed="0"/>
-    <w:lsdException w:name="Colorful List Accent 5" w:semiHidden="0" w:uiPriority="72" w:unhideWhenUsed="0"/>
-    <w:lsdException w:name="Colorful Grid Accent 5" w:semiHidden="0" w:uiPriority="73" w:unhideWhenUsed="0"/>
-    <w:lsdException w:name="Light Shading Accent 6" w:semiHidden="0" w:uiPriority="60" w:unhideWhenUsed="0"/>
-    <w:lsdException w:name="Light List Accent 6" w:semiHidden="0" w:uiPriority="61" w:unhideWhenUsed="0"/>
-    <w:lsdException w:name="Light Grid Accent 6" w:semiHidden="0" w:uiPriority="62" w:unhideWhenUsed="0"/>
-    <w:lsdException w:name="Medium Shading 1 Accent 6" w:semiHidden="0" w:uiPriority="63" w:unhideWhenUsed="0"/>
-    <w:lsdException w:name="Medium Shading 2 Accent 6" w:semiHidden="0" w:uiPriority="64" w:unhideWhenUsed="0"/>
-    <w:lsdException w:name="Medium List 1 Accent 6" w:semiHidden="0" w:uiPriority="65" w:unhideWhenUsed="0"/>
-    <w:lsdException w:name="Medium List 2 Accent 6" w:semiHidden="0" w:uiPriority="66" w:unhideWhenUsed="0"/>
-    <w:lsdException w:name="Medium Grid 1 Accent 6" w:semiHidden="0" w:uiPriority="67" w:unhideWhenUsed="0"/>
-    <w:lsdException w:name="Medium Grid 2 Accent 6" w:semiHidden="0" w:uiPriority="68" w:unhideWhenUsed="0"/>
-    <w:lsdException w:name="Medium Grid 3 Accent 6" w:semiHidden="0" w:uiPriority="69" w:unhideWhenUsed="0"/>
-    <w:lsdException w:name="Dark List Accent 6" w:semiHidden="0" w:uiPriority="70" w:unhideWhenUsed="0"/>
-    <w:lsdException w:name="Colorful Shading Accent 6" w:semiHidden="0" w:uiPriority="71" w:unhideWhenUsed="0"/>
-    <w:lsdException w:name="Colorful List Accent 6" w:semiHidden="0" w:uiPriority="72" w:unhideWhenUsed="0"/>
-    <w:lsdException w:name="Colorful Grid Accent 6" w:semiHidden="0" w:uiPriority="73" w:unhideWhenUsed="0"/>
-    <w:lsdException w:name="Subtle Emphasis" w:semiHidden="0" w:uiPriority="19" w:unhideWhenUsed="0" w:qFormat="1"/>
-    <w:lsdException w:name="Intense Emphasis" w:semiHidden="0" w:uiPriority="21" w:unhideWhenUsed="0" w:qFormat="1"/>
-    <w:lsdException w:name="Subtle Reference" w:semiHidden="0" w:uiPriority="31" w:unhideWhenUsed="0" w:qFormat="1"/>
-    <w:lsdException w:name="Intense Reference" w:semiHidden="0" w:uiPriority="32" w:unhideWhenUsed="0" w:qFormat="1"/>
-    <w:lsdException w:name="Book Title" w:semiHidden="0" w:uiPriority="33" w:unhideWhenUsed="0" w:qFormat="1"/>
-    <w:lsdException w:name="Bibliography" w:uiPriority="37"/>
-    <w:lsdException w:name="TOC Heading" w:uiPriority="39" w:qFormat="1"/>
+  <w:latentStyles w:defLockedState="0" w:defUIPriority="99" w:defSemiHidden="0" w:defUnhideWhenUsed="0" w:defQFormat="0" w:count="376">
+    <w:lsdException w:name="Normal" w:uiPriority="0" w:qFormat="1"/>
+    <w:lsdException w:name="heading 1" w:uiPriority="9" w:qFormat="1"/>
+    <w:lsdException w:name="heading 2" w:semiHidden="1" w:uiPriority="9" w:unhideWhenUsed="1" w:qFormat="1"/>
+    <w:lsdException w:name="heading 3" w:semiHidden="1" w:uiPriority="9" w:unhideWhenUsed="1" w:qFormat="1"/>
+    <w:lsdException w:name="heading 4" w:semiHidden="1" w:uiPriority="9" w:unhideWhenUsed="1" w:qFormat="1"/>
+    <w:lsdException w:name="heading 5" w:semiHidden="1" w:uiPriority="9" w:unhideWhenUsed="1" w:qFormat="1"/>
+    <w:lsdException w:name="heading 6" w:semiHidden="1" w:uiPriority="9" w:unhideWhenUsed="1" w:qFormat="1"/>
+    <w:lsdException w:name="heading 7" w:semiHidden="1" w:uiPriority="9" w:unhideWhenUsed="1" w:qFormat="1"/>
+    <w:lsdException w:name="heading 8" w:semiHidden="1" w:uiPriority="9" w:unhideWhenUsed="1" w:qFormat="1"/>
+    <w:lsdException w:name="heading 9" w:semiHidden="1" w:uiPriority="9" w:unhideWhenUsed="1" w:qFormat="1"/>
+    <w:lsdException w:name="index 1" w:semiHidden="1" w:unhideWhenUsed="1"/>
+    <w:lsdException w:name="index 2" w:semiHidden="1" w:unhideWhenUsed="1"/>
+    <w:lsdException w:name="index 3" w:semiHidden="1" w:unhideWhenUsed="1"/>
+    <w:lsdException w:name="index 4" w:semiHidden="1" w:unhideWhenUsed="1"/>
+    <w:lsdException w:name="index 5" w:semiHidden="1" w:unhideWhenUsed="1"/>
+    <w:lsdException w:name="index 6" w:semiHidden="1" w:unhideWhenUsed="1"/>
+    <w:lsdException w:name="index 7" w:semiHidden="1" w:unhideWhenUsed="1"/>
+    <w:lsdException w:name="index 8" w:semiHidden="1" w:unhideWhenUsed="1"/>
+    <w:lsdException w:name="index 9" w:semiHidden="1" w:unhideWhenUsed="1"/>
+    <w:lsdException w:name="toc 1" w:semiHidden="1" w:uiPriority="39" w:unhideWhenUsed="1"/>
+    <w:lsdException w:name="toc 2" w:semiHidden="1" w:uiPriority="39" w:unhideWhenUsed="1"/>
+    <w:lsdException w:name="toc 3" w:semiHidden="1" w:uiPriority="39" w:unhideWhenUsed="1"/>
+    <w:lsdException w:name="toc 4" w:semiHidden="1" w:uiPriority="39" w:unhideWhenUsed="1"/>
+    <w:lsdException w:name="toc 5" w:semiHidden="1" w:uiPriority="39" w:unhideWhenUsed="1"/>
+    <w:lsdException w:name="toc 6" w:semiHidden="1" w:uiPriority="39" w:unhideWhenUsed="1"/>
+    <w:lsdException w:name="toc 7" w:semiHidden="1" w:uiPriority="39" w:unhideWhenUsed="1"/>
+    <w:lsdException w:name="toc 8" w:semiHidden="1" w:uiPriority="39" w:unhideWhenUsed="1"/>
+    <w:lsdException w:name="toc 9" w:semiHidden="1" w:uiPriority="39" w:unhideWhenUsed="1"/>
+    <w:lsdException w:name="Normal Indent" w:semiHidden="1" w:unhideWhenUsed="1"/>
+    <w:lsdException w:name="footnote text" w:semiHidden="1" w:unhideWhenUsed="1"/>
+    <w:lsdException w:name="annotation text" w:semiHidden="1" w:unhideWhenUsed="1"/>
+    <w:lsdException w:name="header" w:semiHidden="1" w:unhideWhenUsed="1"/>
+    <w:lsdException w:name="footer" w:semiHidden="1" w:unhideWhenUsed="1"/>
+    <w:lsdException w:name="index heading" w:semiHidden="1" w:unhideWhenUsed="1"/>
+    <w:lsdException w:name="caption" w:semiHidden="1" w:uiPriority="35" w:unhideWhenUsed="1" w:qFormat="1"/>
+    <w:lsdException w:name="table of figures" w:semiHidden="1" w:unhideWhenUsed="1"/>
+    <w:lsdException w:name="envelope address" w:semiHidden="1" w:unhideWhenUsed="1"/>
+    <w:lsdException w:name="envelope return" w:semiHidden="1" w:unhideWhenUsed="1"/>
+    <w:lsdException w:name="footnote reference" w:semiHidden="1" w:unhideWhenUsed="1"/>
+    <w:lsdException w:name="annotation reference" w:semiHidden="1" w:unhideWhenUsed="1"/>
+    <w:lsdException w:name="line number" w:semiHidden="1" w:unhideWhenUsed="1"/>
+    <w:lsdException w:name="page number" w:semiHidden="1" w:unhideWhenUsed="1"/>
+    <w:lsdException w:name="endnote reference" w:semiHidden="1" w:unhideWhenUsed="1"/>
+    <w:lsdException w:name="endnote text" w:semiHidden="1" w:unhideWhenUsed="1"/>
+    <w:lsdException w:name="table of authorities" w:semiHidden="1" w:unhideWhenUsed="1"/>
+    <w:lsdException w:name="macro" w:semiHidden="1" w:unhideWhenUsed="1"/>
+    <w:lsdException w:name="toa heading" w:semiHidden="1" w:unhideWhenUsed="1"/>
+    <w:lsdException w:name="List" w:semiHidden="1" w:unhideWhenUsed="1"/>
+    <w:lsdException w:name="List Bullet" w:semiHidden="1" w:unhideWhenUsed="1"/>
+    <w:lsdException w:name="List Number" w:semiHidden="1" w:unhideWhenUsed="1"/>
+    <w:lsdException w:name="List 2" w:semiHidden="1" w:unhideWhenUsed="1"/>
+    <w:lsdException w:name="List 3" w:semiHidden="1" w:unhideWhenUsed="1"/>
+    <w:lsdException w:name="List 4" w:semiHidden="1" w:unhideWhenUsed="1"/>
+    <w:lsdException w:name="List 5" w:semiHidden="1" w:unhideWhenUsed="1"/>
+    <w:lsdException w:name="List Bullet 2" w:semiHidden="1" w:unhideWhenUsed="1"/>
+    <w:lsdException w:name="List Bullet 3" w:semiHidden="1" w:unhideWhenUsed="1"/>
+    <w:lsdException w:name="List Bullet 4" w:semiHidden="1" w:unhideWhenUsed="1"/>
+    <w:lsdException w:name="List Bullet 5" w:semiHidden="1" w:unhideWhenUsed="1"/>
+    <w:lsdException w:name="List Number 2" w:semiHidden="1" w:unhideWhenUsed="1"/>
+    <w:lsdException w:name="List Number 3" w:semiHidden="1" w:unhideWhenUsed="1"/>
+    <w:lsdException w:name="List Number 4" w:semiHidden="1" w:unhideWhenUsed="1"/>
+    <w:lsdException w:name="List Number 5" w:semiHidden="1" w:unhideWhenUsed="1"/>
+    <w:lsdException w:name="Title" w:uiPriority="10" w:qFormat="1"/>
+    <w:lsdException w:name="Closing" w:semiHidden="1" w:unhideWhenUsed="1"/>
+    <w:lsdException w:name="Signature" w:semiHidden="1" w:unhideWhenUsed="1"/>
+    <w:lsdException w:name="Default Paragraph Font" w:semiHidden="1" w:uiPriority="1" w:unhideWhenUsed="1"/>
+    <w:lsdException w:name="Body Text" w:semiHidden="1" w:uiPriority="1" w:unhideWhenUsed="1" w:qFormat="1"/>
+    <w:lsdException w:name="Body Text Indent" w:semiHidden="1" w:unhideWhenUsed="1"/>
+    <w:lsdException w:name="List Continue" w:semiHidden="1" w:unhideWhenUsed="1"/>
+    <w:lsdException w:name="List Continue 2" w:semiHidden="1" w:unhideWhenUsed="1"/>
+    <w:lsdException w:name="List Continue 3" w:semiHidden="1" w:unhideWhenUsed="1"/>
+    <w:lsdException w:name="List Continue 4" w:semiHidden="1" w:unhideWhenUsed="1"/>
+    <w:lsdException w:name="List Continue 5" w:semiHidden="1" w:unhideWhenUsed="1"/>
+    <w:lsdException w:name="Message Header" w:semiHidden="1" w:unhideWhenUsed="1"/>
+    <w:lsdException w:name="Subtitle" w:uiPriority="11" w:qFormat="1"/>
+    <w:lsdException w:name="Salutation" w:semiHidden="1" w:unhideWhenUsed="1"/>
+    <w:lsdException w:name="Date" w:semiHidden="1" w:unhideWhenUsed="1"/>
+    <w:lsdException w:name="Body Text First Indent" w:semiHidden="1" w:unhideWhenUsed="1"/>
+    <w:lsdException w:name="Body Text First Indent 2" w:semiHidden="1" w:unhideWhenUsed="1"/>
+    <w:lsdException w:name="Note Heading" w:semiHidden="1" w:unhideWhenUsed="1"/>
+    <w:lsdException w:name="Body Text 2" w:semiHidden="1" w:unhideWhenUsed="1"/>
+    <w:lsdException w:name="Body Text 3" w:semiHidden="1" w:unhideWhenUsed="1"/>
+    <w:lsdException w:name="Body Text Indent 2" w:semiHidden="1" w:unhideWhenUsed="1"/>
+    <w:lsdException w:name="Body Text Indent 3" w:semiHidden="1" w:unhideWhenUsed="1"/>
+    <w:lsdException w:name="Block Text" w:semiHidden="1" w:unhideWhenUsed="1"/>
+    <w:lsdException w:name="Hyperlink" w:semiHidden="1" w:unhideWhenUsed="1"/>
+    <w:lsdException w:name="FollowedHyperlink" w:semiHidden="1" w:unhideWhenUsed="1"/>
+    <w:lsdException w:name="Strong" w:uiPriority="22" w:qFormat="1"/>
+    <w:lsdException w:name="Emphasis" w:uiPriority="20" w:qFormat="1"/>
+    <w:lsdException w:name="Document Map" w:semiHidden="1" w:unhideWhenUsed="1"/>
+    <w:lsdException w:name="Plain Text" w:semiHidden="1" w:unhideWhenUsed="1"/>
+    <w:lsdException w:name="E-mail Signature" w:semiHidden="1" w:unhideWhenUsed="1"/>
+    <w:lsdException w:name="HTML Top of Form" w:semiHidden="1" w:unhideWhenUsed="1"/>
+    <w:lsdException w:name="HTML Bottom of Form" w:semiHidden="1" w:unhideWhenUsed="1"/>
+    <w:lsdException w:name="Normal (Web)" w:semiHidden="1" w:unhideWhenUsed="1"/>
+    <w:lsdException w:name="HTML Acronym" w:semiHidden="1" w:unhideWhenUsed="1"/>
+    <w:lsdException w:name="HTML Address" w:semiHidden="1" w:unhideWhenUsed="1"/>
+    <w:lsdException w:name="HTML Cite" w:semiHidden="1" w:unhideWhenUsed="1"/>
+    <w:lsdException w:name="HTML Code" w:semiHidden="1" w:unhideWhenUsed="1"/>
+    <w:lsdException w:name="HTML Definition" w:semiHidden="1" w:unhideWhenUsed="1"/>
+    <w:lsdException w:name="HTML Keyboard" w:semiHidden="1" w:unhideWhenUsed="1"/>
+    <w:lsdException w:name="HTML Preformatted" w:semiHidden="1" w:unhideWhenUsed="1"/>
+    <w:lsdException w:name="HTML Sample" w:semiHidden="1" w:unhideWhenUsed="1"/>
+    <w:lsdException w:name="HTML Typewriter" w:semiHidden="1" w:unhideWhenUsed="1"/>
+    <w:lsdException w:name="HTML Variable" w:semiHidden="1" w:unhideWhenUsed="1"/>
+    <w:lsdException w:name="Normal Table" w:semiHidden="1" w:unhideWhenUsed="1"/>
+    <w:lsdException w:name="annotation subject" w:semiHidden="1" w:unhideWhenUsed="1"/>
+    <w:lsdException w:name="No List" w:semiHidden="1" w:unhideWhenUsed="1"/>
+    <w:lsdException w:name="Outline List 1" w:semiHidden="1" w:unhideWhenUsed="1"/>
+    <w:lsdException w:name="Outline List 2" w:semiHidden="1" w:unhideWhenUsed="1"/>
+    <w:lsdException w:name="Outline List 3" w:semiHidden="1" w:unhideWhenUsed="1"/>
+    <w:lsdException w:name="Table Simple 1" w:semiHidden="1" w:unhideWhenUsed="1"/>
+    <w:lsdException w:name="Table Simple 2" w:semiHidden="1" w:unhideWhenUsed="1"/>
+    <w:lsdException w:name="Table Simple 3" w:semiHidden="1" w:unhideWhenUsed="1"/>
+    <w:lsdException w:name="Table Classic 1" w:semiHidden="1" w:unhideWhenUsed="1"/>
+    <w:lsdException w:name="Table Classic 2" w:semiHidden="1" w:unhideWhenUsed="1"/>
+    <w:lsdException w:name="Table Classic 3" w:semiHidden="1" w:unhideWhenUsed="1"/>
+    <w:lsdException w:name="Table Classic 4" w:semiHidden="1" w:unhideWhenUsed="1"/>
+    <w:lsdException w:name="Table Colorful 1" w:semiHidden="1" w:unhideWhenUsed="1"/>
+    <w:lsdException w:name="Table Colorful 2" w:semiHidden="1" w:unhideWhenUsed="1"/>
+    <w:lsdException w:name="Table Colorful 3" w:semiHidden="1" w:unhideWhenUsed="1"/>
+    <w:lsdException w:name="Table Columns 1" w:semiHidden="1" w:unhideWhenUsed="1"/>
+    <w:lsdException w:name="Table Columns 2" w:semiHidden="1" w:unhideWhenUsed="1"/>
+    <w:lsdException w:name="Table Columns 3" w:semiHidden="1" w:unhideWhenUsed="1"/>
+    <w:lsdException w:name="Table Columns 4" w:semiHidden="1" w:unhideWhenUsed="1"/>
+    <w:lsdException w:name="Table Columns 5" w:semiHidden="1" w:unhideWhenUsed="1"/>
+    <w:lsdException w:name="Table Grid 1" w:semiHidden="1" w:unhideWhenUsed="1"/>
+    <w:lsdException w:name="Table Grid 2" w:semiHidden="1" w:unhideWhenUsed="1"/>
+    <w:lsdException w:name="Table Grid 3" w:semiHidden="1" w:unhideWhenUsed="1"/>
+    <w:lsdException w:name="Table Grid 4" w:semiHidden="1" w:unhideWhenUsed="1"/>
+    <w:lsdException w:name="Table Grid 5" w:semiHidden="1" w:unhideWhenUsed="1"/>
+    <w:lsdException w:name="Table Grid 6" w:semiHidden="1" w:unhideWhenUsed="1"/>
+    <w:lsdException w:name="Table Grid 7" w:semiHidden="1" w:unhideWhenUsed="1"/>
+    <w:lsdException w:name="Table Grid 8" w:semiHidden="1" w:unhideWhenUsed="1"/>
+    <w:lsdException w:name="Table List 1" w:semiHidden="1" w:unhideWhenUsed="1"/>
+    <w:lsdException w:name="Table List 2" w:semiHidden="1" w:unhideWhenUsed="1"/>
+    <w:lsdException w:name="Table List 3" w:semiHidden="1" w:unhideWhenUsed="1"/>
+    <w:lsdException w:name="Table List 4" w:semiHidden="1" w:unhideWhenUsed="1"/>
+    <w:lsdException w:name="Table List 5" w:semiHidden="1" w:unhideWhenUsed="1"/>
+    <w:lsdException w:name="Table List 6" w:semiHidden="1" w:unhideWhenUsed="1"/>
+    <w:lsdException w:name="Table List 7" w:semiHidden="1" w:unhideWhenUsed="1"/>
+    <w:lsdException w:name="Table List 8" w:semiHidden="1" w:unhideWhenUsed="1"/>
+    <w:lsdException w:name="Table 3D effects 1" w:semiHidden="1" w:unhideWhenUsed="1"/>
+    <w:lsdException w:name="Table 3D effects 2" w:semiHidden="1" w:unhideWhenUsed="1"/>
+    <w:lsdException w:name="Table 3D effects 3" w:semiHidden="1" w:unhideWhenUsed="1"/>
+    <w:lsdException w:name="Table Contemporary" w:semiHidden="1" w:unhideWhenUsed="1"/>
+    <w:lsdException w:name="Table Elegant" w:semiHidden="1" w:unhideWhenUsed="1"/>
+    <w:lsdException w:name="Table Professional" w:semiHidden="1" w:unhideWhenUsed="1"/>
+    <w:lsdException w:name="Table Subtle 1" w:semiHidden="1" w:unhideWhenUsed="1"/>
+    <w:lsdException w:name="Table Subtle 2" w:semiHidden="1" w:unhideWhenUsed="1"/>
+    <w:lsdException w:name="Table Web 1" w:semiHidden="1" w:unhideWhenUsed="1"/>
+    <w:lsdException w:name="Table Web 2" w:semiHidden="1" w:unhideWhenUsed="1"/>
+    <w:lsdException w:name="Table Web 3" w:semiHidden="1" w:unhideWhenUsed="1"/>
+    <w:lsdException w:name="Balloon Text" w:semiHidden="1" w:unhideWhenUsed="1"/>
+    <w:lsdException w:name="Table Grid" w:uiPriority="39"/>
+    <w:lsdException w:name="Table Theme" w:semiHidden="1" w:unhideWhenUsed="1"/>
+    <w:lsdException w:name="Placeholder Text" w:semiHidden="1"/>
+    <w:lsdException w:name="No Spacing" w:uiPriority="1" w:qFormat="1"/>
+    <w:lsdException w:name="Light Shading" w:uiPriority="60"/>
+    <w:lsdException w:name="Light List" w:uiPriority="61"/>
+    <w:lsdException w:name="Light Grid" w:uiPriority="62"/>
+    <w:lsdException w:name="Medium Shading 1" w:uiPriority="63"/>
+    <w:lsdException w:name="Medium Shading 2" w:uiPriority="64"/>
+    <w:lsdException w:name="Medium List 1" w:uiPriority="65"/>
+    <w:lsdException w:name="Medium List 2" w:uiPriority="66"/>
+    <w:lsdException w:name="Medium Grid 1" w:uiPriority="67"/>
+    <w:lsdException w:name="Medium Grid 2" w:uiPriority="68"/>
+    <w:lsdException w:name="Medium Grid 3" w:uiPriority="69"/>
+    <w:lsdException w:name="Dark List" w:uiPriority="70"/>
+    <w:lsdException w:name="Colorful Shading" w:uiPriority="71"/>
+    <w:lsdException w:name="Colorful List" w:uiPriority="72"/>
+    <w:lsdException w:name="Colorful Grid" w:uiPriority="73"/>
+    <w:lsdException w:name="Light Shading Accent 1" w:uiPriority="60"/>
+    <w:lsdException w:name="Light List Accent 1" w:uiPriority="61"/>
+    <w:lsdException w:name="Light Grid Accent 1" w:uiPriority="62"/>
+    <w:lsdException w:name="Medium Shading 1 Accent 1" w:uiPriority="63"/>
+    <w:lsdException w:name="Medium Shading 2 Accent 1" w:uiPriority="64"/>
+    <w:lsdException w:name="Medium List 1 Accent 1" w:uiPriority="65"/>
+    <w:lsdException w:name="Revision" w:semiHidden="1"/>
+    <w:lsdException w:name="List Paragraph" w:uiPriority="34" w:qFormat="1"/>
+    <w:lsdException w:name="Quote" w:uiPriority="29" w:qFormat="1"/>
+    <w:lsdException w:name="Intense Quote" w:uiPriority="30" w:qFormat="1"/>
+    <w:lsdException w:name="Medium List 2 Accent 1" w:uiPriority="66"/>
+    <w:lsdException w:name="Medium Grid 1 Accent 1" w:uiPriority="67"/>
+    <w:lsdException w:name="Medium Grid 2 Accent 1" w:uiPriority="68"/>
+    <w:lsdException w:name="Medium Grid 3 Accent 1" w:uiPriority="69"/>
+    <w:lsdException w:name="Dark List Accent 1" w:uiPriority="70"/>
+    <w:lsdException w:name="Colorful Shading Accent 1" w:uiPriority="71"/>
+    <w:lsdException w:name="Colorful List Accent 1" w:uiPriority="72"/>
+    <w:lsdException w:name="Colorful Grid Accent 1" w:uiPriority="73"/>
+    <w:lsdException w:name="Light Shading Accent 2" w:uiPriority="60"/>
+    <w:lsdException w:name="Light List Accent 2" w:uiPriority="61"/>
+    <w:lsdException w:name="Light Grid Accent 2" w:uiPriority="62"/>
+    <w:lsdException w:name="Medium Shading 1 Accent 2" w:uiPriority="63"/>
+    <w:lsdException w:name="Medium Shading 2 Accent 2" w:uiPriority="64"/>
+    <w:lsdException w:name="Medium List 1 Accent 2" w:uiPriority="65"/>
+    <w:lsdException w:name="Medium List 2 Accent 2" w:uiPriority="66"/>
+    <w:lsdException w:name="Medium Grid 1 Accent 2" w:uiPriority="67"/>
+    <w:lsdException w:name="Medium Grid 2 Accent 2" w:uiPriority="68"/>
+    <w:lsdException w:name="Medium Grid 3 Accent 2" w:uiPriority="69"/>
+    <w:lsdException w:name="Dark List Accent 2" w:uiPriority="70"/>
+    <w:lsdException w:name="Colorful Shading Accent 2" w:uiPriority="71"/>
+    <w:lsdException w:name="Colorful List Accent 2" w:uiPriority="72"/>
+    <w:lsdException w:name="Colorful Grid Accent 2" w:uiPriority="73"/>
+    <w:lsdException w:name="Light Shading Accent 3" w:uiPriority="60"/>
+    <w:lsdException w:name="Light List Accent 3" w:uiPriority="61"/>
+    <w:lsdException w:name="Light Grid Accent 3" w:uiPriority="62"/>
+    <w:lsdException w:name="Medium Shading 1 Accent 3" w:uiPriority="63"/>
+    <w:lsdException w:name="Medium Shading 2 Accent 3" w:uiPriority="64"/>
+    <w:lsdException w:name="Medium List 1 Accent 3" w:uiPriority="65"/>
+    <w:lsdException w:name="Medium List 2 Accent 3" w:uiPriority="66"/>
+    <w:lsdException w:name="Medium Grid 1 Accent 3" w:uiPriority="67"/>
+    <w:lsdException w:name="Medium Grid 2 Accent 3" w:uiPriority="68"/>
+    <w:lsdException w:name="Medium Grid 3 Accent 3" w:uiPriority="69"/>
+    <w:lsdException w:name="Dark List Accent 3" w:uiPriority="70"/>
+    <w:lsdException w:name="Colorful Shading Accent 3" w:uiPriority="71"/>
+    <w:lsdException w:name="Colorful List Accent 3" w:uiPriority="72"/>
+    <w:lsdException w:name="Colorful Grid Accent 3" w:uiPriority="73"/>
+    <w:lsdException w:name="Light Shading Accent 4" w:uiPriority="60"/>
+    <w:lsdException w:name="Light List Accent 4" w:uiPriority="61"/>
+    <w:lsdException w:name="Light Grid Accent 4" w:uiPriority="62"/>
+    <w:lsdException w:name="Medium Shading 1 Accent 4" w:uiPriority="63"/>
+    <w:lsdException w:name="Medium Shading 2 Accent 4" w:uiPriority="64"/>
+    <w:lsdException w:name="Medium List 1 Accent 4" w:uiPriority="65"/>
+    <w:lsdException w:name="Medium List 2 Accent 4" w:uiPriority="66"/>
+    <w:lsdException w:name="Medium Grid 1 Accent 4" w:uiPriority="67"/>
+    <w:lsdException w:name="Medium Grid 2 Accent 4" w:uiPriority="68"/>
+    <w:lsdException w:name="Medium Grid 3 Accent 4" w:uiPriority="69"/>
+    <w:lsdException w:name="Dark List Accent 4" w:uiPriority="70"/>
+    <w:lsdException w:name="Colorful Shading Accent 4" w:uiPriority="71"/>
+    <w:lsdException w:name="Colorful List Accent 4" w:uiPriority="72"/>
+    <w:lsdException w:name="Colorful Grid Accent 4" w:uiPriority="73"/>
+    <w:lsdException w:name="Light Shading Accent 5" w:uiPriority="60"/>
+    <w:lsdException w:name="Light List Accent 5" w:uiPriority="61"/>
+    <w:lsdException w:name="Light Grid Accent 5" w:uiPriority="62"/>
+    <w:lsdException w:name="Medium Shading 1 Accent 5" w:uiPriority="63"/>
+    <w:lsdException w:name="Medium Shading 2 Accent 5" w:uiPriority="64"/>
+    <w:lsdException w:name="Medium List 1 Accent 5" w:uiPriority="65"/>
+    <w:lsdException w:name="Medium List 2 Accent 5" w:uiPriority="66"/>
+    <w:lsdException w:name="Medium Grid 1 Accent 5" w:uiPriority="67"/>
+    <w:lsdException w:name="Medium Grid 2 Accent 5" w:uiPriority="68"/>
+    <w:lsdException w:name="Medium Grid 3 Accent 5" w:uiPriority="69"/>
+    <w:lsdException w:name="Dark List Accent 5" w:uiPriority="70"/>
+    <w:lsdException w:name="Colorful Shading Accent 5" w:uiPriority="71"/>
+    <w:lsdException w:name="Colorful List Accent 5" w:uiPriority="72"/>
+    <w:lsdException w:name="Colorful Grid Accent 5" w:uiPriority="73"/>
+    <w:lsdException w:name="Light Shading Accent 6" w:uiPriority="60"/>
+    <w:lsdException w:name="Light List Accent 6" w:uiPriority="61"/>
+    <w:lsdException w:name="Light Grid Accent 6" w:uiPriority="62"/>
+    <w:lsdException w:name="Medium Shading 1 Accent 6" w:uiPriority="63"/>
+    <w:lsdException w:name="Medium Shading 2 Accent 6" w:uiPriority="64"/>
+    <w:lsdException w:name="Medium List 1 Accent 6" w:uiPriority="65"/>
+    <w:lsdException w:name="Medium List 2 Accent 6" w:uiPriority="66"/>
+    <w:lsdException w:name="Medium Grid 1 Accent 6" w:uiPriority="67"/>
+    <w:lsdException w:name="Medium Grid 2 Accent 6" w:uiPriority="68"/>
+    <w:lsdException w:name="Medium Grid 3 Accent 6" w:uiPriority="69"/>
+    <w:lsdException w:name="Dark List Accent 6" w:uiPriority="70"/>
+    <w:lsdException w:name="Colorful Shading Accent 6" w:uiPriority="71"/>
+    <w:lsdException w:name="Colorful List Accent 6" w:uiPriority="72"/>
+    <w:lsdException w:name="Colorful Grid Accent 6" w:uiPriority="73"/>
+    <w:lsdException w:name="Subtle Emphasis" w:uiPriority="19" w:qFormat="1"/>
+    <w:lsdException w:name="Intense Emphasis" w:uiPriority="21" w:qFormat="1"/>
+    <w:lsdException w:name="Subtle Reference" w:uiPriority="31" w:qFormat="1"/>
+    <w:lsdException w:name="Intense Reference" w:uiPriority="32" w:qFormat="1"/>
+    <w:lsdException w:name="Book Title" w:uiPriority="33" w:qFormat="1"/>
+    <w:lsdException w:name="Bibliography" w:semiHidden="1" w:uiPriority="37" w:unhideWhenUsed="1"/>
+    <w:lsdException w:name="TOC Heading" w:semiHidden="1" w:uiPriority="39" w:unhideWhenUsed="1" w:qFormat="1"/>
+    <w:lsdException w:name="Plain Table 1" w:uiPriority="41"/>
+    <w:lsdException w:name="Plain Table 2" w:uiPriority="42"/>
+    <w:lsdException w:name="Plain Table 3" w:uiPriority="43"/>
+    <w:lsdException w:name="Plain Table 4" w:uiPriority="44"/>
+    <w:lsdException w:name="Plain Table 5" w:uiPriority="45"/>
+    <w:lsdException w:name="Grid Table Light" w:uiPriority="40"/>
+    <w:lsdException w:name="Grid Table 1 Light" w:uiPriority="46"/>
+    <w:lsdException w:name="Grid Table 2" w:uiPriority="47"/>
+    <w:lsdException w:name="Grid Table 3" w:uiPriority="48"/>
+    <w:lsdException w:name="Grid Table 4" w:uiPriority="49"/>
+    <w:lsdException w:name="Grid Table 5 Dark" w:uiPriority="50"/>
+    <w:lsdException w:name="Grid Table 6 Colorful" w:uiPriority="51"/>
+    <w:lsdException w:name="Grid Table 7 Colorful" w:uiPriority="52"/>
+    <w:lsdException w:name="Grid Table 1 Light Accent 1" w:uiPriority="46"/>
+    <w:lsdException w:name="Grid Table 2 Accent 1" w:uiPriority="47"/>
+    <w:lsdException w:name="Grid Table 3 Accent 1" w:uiPriority="48"/>
+    <w:lsdException w:name="Grid Table 4 Accent 1" w:uiPriority="49"/>
+    <w:lsdException w:name="Grid Table 5 Dark Accent 1" w:uiPriority="50"/>
+    <w:lsdException w:name="Grid Table 6 Colorful Accent 1" w:uiPriority="51"/>
+    <w:lsdException w:name="Grid Table 7 Colorful Accent 1" w:uiPriority="52"/>
+    <w:lsdException w:name="Grid Table 1 Light Accent 2" w:uiPriority="46"/>
+    <w:lsdException w:name="Grid Table 2 Accent 2" w:uiPriority="47"/>
+    <w:lsdException w:name="Grid Table 3 Accent 2" w:uiPriority="48"/>
+    <w:lsdException w:name="Grid Table 4 Accent 2" w:uiPriority="49"/>
+    <w:lsdException w:name="Grid Table 5 Dark Accent 2" w:uiPriority="50"/>
+    <w:lsdException w:name="Grid Table 6 Colorful Accent 2" w:uiPriority="51"/>
+    <w:lsdException w:name="Grid Table 7 Colorful Accent 2" w:uiPriority="52"/>
+    <w:lsdException w:name="Grid Table 1 Light Accent 3" w:uiPriority="46"/>
+    <w:lsdException w:name="Grid Table 2 Accent 3" w:uiPriority="47"/>
+    <w:lsdException w:name="Grid Table 3 Accent 3" w:uiPriority="48"/>
+    <w:lsdException w:name="Grid Table 4 Accent 3" w:uiPriority="49"/>
+    <w:lsdException w:name="Grid Table 5 Dark Accent 3" w:uiPriority="50"/>
+    <w:lsdException w:name="Grid Table 6 Colorful Accent 3" w:uiPriority="51"/>
+    <w:lsdException w:name="Grid Table 7 Colorful Accent 3" w:uiPriority="52"/>
+    <w:lsdException w:name="Grid Table 1 Light Accent 4" w:uiPriority="46"/>
+    <w:lsdException w:name="Grid Table 2 Accent 4" w:uiPriority="47"/>
+    <w:lsdException w:name="Grid Table 3 Accent 4" w:uiPriority="48"/>
+    <w:lsdException w:name="Grid Table 4 Accent 4" w:uiPriority="49"/>
+    <w:lsdException w:name="Grid Table 5 Dark Accent 4" w:uiPriority="50"/>
+    <w:lsdException w:name="Grid Table 6 Colorful Accent 4" w:uiPriority="51"/>
+    <w:lsdException w:name="Grid Table 7 Colorful Accent 4" w:uiPriority="52"/>
+    <w:lsdException w:name="Grid Table 1 Light Accent 5" w:uiPriority="46"/>
+    <w:lsdException w:name="Grid Table 2 Accent 5" w:uiPriority="47"/>
+    <w:lsdException w:name="Grid Table 3 Accent 5" w:uiPriority="48"/>
+    <w:lsdException w:name="Grid Table 4 Accent 5" w:uiPriority="49"/>
+    <w:lsdException w:name="Grid Table 5 Dark Accent 5" w:uiPriority="50"/>
+    <w:lsdException w:name="Grid Table 6 Colorful Accent 5" w:uiPriority="51"/>
+    <w:lsdException w:name="Grid Table 7 Colorful Accent 5" w:uiPriority="52"/>
+    <w:lsdException w:name="Grid Table 1 Light Accent 6" w:uiPriority="46"/>
+    <w:lsdException w:name="Grid Table 2 Accent 6" w:uiPriority="47"/>
+    <w:lsdException w:name="Grid Table 3 Accent 6" w:uiPriority="48"/>
+    <w:lsdException w:name="Grid Table 4 Accent 6" w:uiPriority="49"/>
+    <w:lsdException w:name="Grid Table 5 Dark Accent 6" w:uiPriority="50"/>
+    <w:lsdException w:name="Grid Table 6 Colorful Accent 6" w:uiPriority="51"/>
+    <w:lsdException w:name="Grid Table 7 Colorful Accent 6" w:uiPriority="52"/>
+    <w:lsdException w:name="List Table 1 Light" w:uiPriority="46"/>
+    <w:lsdException w:name="List Table 2" w:uiPriority="47"/>
+    <w:lsdException w:name="List Table 3" w:uiPriority="48"/>
+    <w:lsdException w:name="List Table 4" w:uiPriority="49"/>
+    <w:lsdException w:name="List Table 5 Dark" w:uiPriority="50"/>
+    <w:lsdException w:name="List Table 6 Colorful" w:uiPriority="51"/>
+    <w:lsdException w:name="List Table 7 Colorful" w:uiPriority="52"/>
+    <w:lsdException w:name="List Table 1 Light Accent 1" w:uiPriority="46"/>
+    <w:lsdException w:name="List Table 2 Accent 1" w:uiPriority="47"/>
+    <w:lsdException w:name="List Table 3 Accent 1" w:uiPriority="48"/>
+    <w:lsdException w:name="List Table 4 Accent 1" w:uiPriority="49"/>
+    <w:lsdException w:name="List Table 5 Dark Accent 1" w:uiPriority="50"/>
+    <w:lsdException w:name="List Table 6 Colorful Accent 1" w:uiPriority="51"/>
+    <w:lsdException w:name="List Table 7 Colorful Accent 1" w:uiPriority="52"/>
+    <w:lsdException w:name="List Table 1 Light Accent 2" w:uiPriority="46"/>
+    <w:lsdException w:name="List Table 2 Accent 2" w:uiPriority="47"/>
+    <w:lsdException w:name="List Table 3 Accent 2" w:uiPriority="48"/>
+    <w:lsdException w:name="List Table 4 Accent 2" w:uiPriority="49"/>
+    <w:lsdException w:name="List Table 5 Dark Accent 2" w:uiPriority="50"/>
+    <w:lsdException w:name="List Table 6 Colorful Accent 2" w:uiPriority="51"/>
+    <w:lsdException w:name="List Table 7 Colorful Accent 2" w:uiPriority="52"/>
+    <w:lsdException w:name="List Table 1 Light Accent 3" w:uiPriority="46"/>
+    <w:lsdException w:name="List Table 2 Accent 3" w:uiPriority="47"/>
+    <w:lsdException w:name="List Table 3 Accent 3" w:uiPriority="48"/>
+    <w:lsdException w:name="List Table 4 Accent 3" w:uiPriority="49"/>
+    <w:lsdException w:name="List Table 5 Dark Accent 3" w:uiPriority="50"/>
+    <w:lsdException w:name="List Table 6 Colorful Accent 3" w:uiPriority="51"/>
+    <w:lsdException w:name="List Table 7 Colorful Accent 3" w:uiPriority="52"/>
+    <w:lsdException w:name="List Table 1 Light Accent 4" w:uiPriority="46"/>
+    <w:lsdException w:name="List Table 2 Accent 4" w:uiPriority="47"/>
+    <w:lsdException w:name="List Table 3 Accent 4" w:uiPriority="48"/>
+    <w:lsdException w:name="List Table 4 Accent 4" w:uiPriority="49"/>
+    <w:lsdException w:name="List Table 5 Dark Accent 4" w:uiPriority="50"/>
+    <w:lsdException w:name="List Table 6 Colorful Accent 4" w:uiPriority="51"/>
+    <w:lsdException w:name="List Table 7 Colorful Accent 4" w:uiPriority="52"/>
+    <w:lsdException w:name="List Table 1 Light Accent 5" w:uiPriority="46"/>
+    <w:lsdException w:name="List Table 2 Accent 5" w:uiPriority="47"/>
+    <w:lsdException w:name="List Table 3 Accent 5" w:uiPriority="48"/>
+    <w:lsdException w:name="List Table 4 Accent 5" w:uiPriority="49"/>
+    <w:lsdException w:name="List Table 5 Dark Accent 5" w:uiPriority="50"/>
+    <w:lsdException w:name="List Table 6 Colorful Accent 5" w:uiPriority="51"/>
+    <w:lsdException w:name="List Table 7 Colorful Accent 5" w:uiPriority="52"/>
+    <w:lsdException w:name="List Table 1 Light Accent 6" w:uiPriority="46"/>
+    <w:lsdException w:name="List Table 2 Accent 6" w:uiPriority="47"/>
+    <w:lsdException w:name="List Table 3 Accent 6" w:uiPriority="48"/>
+    <w:lsdException w:name="List Table 4 Accent 6" w:uiPriority="49"/>
+    <w:lsdException w:name="List Table 5 Dark Accent 6" w:uiPriority="50"/>
+    <w:lsdException w:name="List Table 6 Colorful Accent 6" w:uiPriority="51"/>
+    <w:lsdException w:name="List Table 7 Colorful Accent 6" w:uiPriority="52"/>
+    <w:lsdException w:name="Mention" w:semiHidden="1" w:unhideWhenUsed="1"/>
+    <w:lsdException w:name="Smart Hyperlink" w:semiHidden="1" w:unhideWhenUsed="1"/>
+    <w:lsdException w:name="Hashtag" w:semiHidden="1" w:unhideWhenUsed="1"/>
+    <w:lsdException w:name="Unresolved Mention" w:semiHidden="1" w:unhideWhenUsed="1"/>
+    <w:lsdException w:name="Smart Link" w:semiHidden="1" w:unhideWhenUsed="1"/>
   </w:latentStyles>
   <w:style w:type="paragraph" w:default="1" w:styleId="Normal">
     <w:name w:val="Normal"/>
@@ -4116,7 +4268,6 @@
   <w:style w:type="character" w:default="1" w:styleId="DefaultParagraphFont">
     <w:name w:val="Default Paragraph Font"/>
     <w:uiPriority w:val="1"/>
-    <w:semiHidden/>
     <w:unhideWhenUsed/>
   </w:style>
   <w:style w:type="table" w:default="1" w:styleId="TableNormal">
@@ -4124,7 +4275,6 @@
     <w:uiPriority w:val="99"/>
     <w:semiHidden/>
     <w:unhideWhenUsed/>
-    <w:qFormat/>
     <w:tblPr>
       <w:tblInd w:w="0" w:type="dxa"/>
       <w:tblCellMar>
@@ -4330,8 +4480,8 @@
       <w:u w:val="single"/>
     </w:rPr>
   </w:style>
-  <w:style w:type="character" w:customStyle="1" w:styleId="UnresolvedMention">
-    <w:name w:val="Unresolved Mention"/>
+  <w:style w:type="character" w:customStyle="1" w:styleId="UnresolvedMention1">
+    <w:name w:val="Unresolved Mention1"/>
     <w:basedOn w:val="DefaultParagraphFont"/>
     <w:uiPriority w:val="99"/>
     <w:semiHidden/>
@@ -4356,15 +4506,14 @@
       <w:szCs w:val="24"/>
     </w:rPr>
   </w:style>
-  <w:style w:type="table" w:customStyle="1" w:styleId="GridTable1LightAccent5">
-    <w:name w:val="Grid Table 1 Light Accent 5"/>
+  <w:style w:type="table" w:customStyle="1" w:styleId="GridTable1Light-Accent51">
+    <w:name w:val="Grid Table 1 Light - Accent 51"/>
     <w:basedOn w:val="TableNormal"/>
     <w:uiPriority w:val="46"/>
     <w:rsid w:val="000F5B2D"/>
     <w:tblPr>
       <w:tblStyleRowBandSize w:val="1"/>
       <w:tblStyleColBandSize w:val="1"/>
-      <w:tblInd w:w="0" w:type="dxa"/>
       <w:tblBorders>
         <w:top w:val="single" w:sz="4" w:space="0" w:color="B6DDE8" w:themeColor="accent5" w:themeTint="66"/>
         <w:left w:val="single" w:sz="4" w:space="0" w:color="B6DDE8" w:themeColor="accent5" w:themeTint="66"/>
@@ -4373,12 +4522,6 @@
         <w:insideH w:val="single" w:sz="4" w:space="0" w:color="B6DDE8" w:themeColor="accent5" w:themeTint="66"/>
         <w:insideV w:val="single" w:sz="4" w:space="0" w:color="B6DDE8" w:themeColor="accent5" w:themeTint="66"/>
       </w:tblBorders>
-      <w:tblCellMar>
-        <w:top w:w="0" w:type="dxa"/>
-        <w:left w:w="108" w:type="dxa"/>
-        <w:bottom w:w="0" w:type="dxa"/>
-        <w:right w:w="108" w:type="dxa"/>
-      </w:tblCellMar>
     </w:tblPr>
     <w:tblStylePr w:type="firstRow">
       <w:rPr>
@@ -4423,7 +4566,6 @@
     <w:uiPriority w:val="39"/>
     <w:rsid w:val="000F5B2D"/>
     <w:tblPr>
-      <w:tblInd w:w="0" w:type="dxa"/>
       <w:tblBorders>
         <w:top w:val="single" w:sz="4" w:space="0" w:color="auto"/>
         <w:left w:val="single" w:sz="4" w:space="0" w:color="auto"/>
@@ -4432,21 +4574,14 @@
         <w:insideH w:val="single" w:sz="4" w:space="0" w:color="auto"/>
         <w:insideV w:val="single" w:sz="4" w:space="0" w:color="auto"/>
       </w:tblBorders>
-      <w:tblCellMar>
-        <w:top w:w="0" w:type="dxa"/>
-        <w:left w:w="108" w:type="dxa"/>
-        <w:bottom w:w="0" w:type="dxa"/>
-        <w:right w:w="108" w:type="dxa"/>
-      </w:tblCellMar>
     </w:tblPr>
   </w:style>
-  <w:style w:type="table" w:customStyle="1" w:styleId="GridTableLight">
-    <w:name w:val="Grid Table Light"/>
+  <w:style w:type="table" w:customStyle="1" w:styleId="TableGridLight1">
+    <w:name w:val="Table Grid Light1"/>
     <w:basedOn w:val="TableNormal"/>
     <w:uiPriority w:val="40"/>
     <w:rsid w:val="000F5B2D"/>
     <w:tblPr>
-      <w:tblInd w:w="0" w:type="dxa"/>
       <w:tblBorders>
         <w:top w:val="single" w:sz="4" w:space="0" w:color="BFBFBF" w:themeColor="background1" w:themeShade="BF"/>
         <w:left w:val="single" w:sz="4" w:space="0" w:color="BFBFBF" w:themeColor="background1" w:themeShade="BF"/>
@@ -4455,12 +4590,6 @@
         <w:insideH w:val="single" w:sz="4" w:space="0" w:color="BFBFBF" w:themeColor="background1" w:themeShade="BF"/>
         <w:insideV w:val="single" w:sz="4" w:space="0" w:color="BFBFBF" w:themeColor="background1" w:themeShade="BF"/>
       </w:tblBorders>
-      <w:tblCellMar>
-        <w:top w:w="0" w:type="dxa"/>
-        <w:left w:w="108" w:type="dxa"/>
-        <w:bottom w:w="0" w:type="dxa"/>
-        <w:right w:w="108" w:type="dxa"/>
-      </w:tblCellMar>
     </w:tblPr>
   </w:style>
   <w:style w:type="paragraph" w:styleId="NoSpacing">

--- a/Revanth_Ettikkan_US.docx
+++ b/Revanth_Ettikkan_US.docx
@@ -188,10 +188,18 @@
       </w:r>
       <w:proofErr w:type="gramEnd"/>
       <w:r>
-        <w:t xml:space="preserve"> in working with relational databases like MySQL </w:t>
-      </w:r>
-      <w:r>
-        <w:t xml:space="preserve">, </w:t>
+        <w:t xml:space="preserve"> in working with relational databases like </w:t>
+      </w:r>
+      <w:proofErr w:type="gramStart"/>
+      <w:r>
+        <w:t xml:space="preserve">MySQL </w:t>
+      </w:r>
+      <w:r>
+        <w:t>,</w:t>
+      </w:r>
+      <w:proofErr w:type="gramEnd"/>
+      <w:r>
+        <w:t xml:space="preserve"> </w:t>
       </w:r>
       <w:r>
         <w:t xml:space="preserve">PostgreSQL and ORM frameworks. Hands-on experience with AWS in supporting scalable backend systems. Proficient in writing unit tests. Committed to delivering clean, maintainable code that supports business goals and </w:t>
@@ -1582,7 +1590,7 @@
           <w:szCs w:val="20"/>
           <w:shd w:val="clear" w:color="auto" w:fill="FFFFFF"/>
         </w:rPr>
-        <w:t xml:space="preserve">I had an opportunity to learn and </w:t>
+        <w:t>I had an opportunity to learn and work on developing an ML algorithm for classifying defective and non-defective auto components in the production line</w:t>
       </w:r>
       <w:r>
         <w:rPr>
@@ -1590,7 +1598,7 @@
           <w:szCs w:val="20"/>
           <w:shd w:val="clear" w:color="auto" w:fill="FFFFFF"/>
         </w:rPr>
-        <w:t>develop an ML algorithm for classifying defective and non-defective auto components in production line.</w:t>
+        <w:t>.</w:t>
       </w:r>
       <w:r>
         <w:rPr>
@@ -1770,28 +1778,42 @@
     <w:p>
       <w:pPr>
         <w:rPr>
-          <w:sz w:val="20"/>
-          <w:szCs w:val="20"/>
-        </w:rPr>
-      </w:pPr>
-      <w:r>
+          <w:b/>
+          <w:sz w:val="18"/>
+          <w:szCs w:val="18"/>
+        </w:rPr>
+      </w:pPr>
+      <w:r>
+        <w:rPr>
+          <w:b/>
+          <w:sz w:val="18"/>
+          <w:szCs w:val="18"/>
+        </w:rPr>
         <w:t>GitHub Co</w:t>
       </w:r>
       <w:r>
+        <w:rPr>
+          <w:b/>
+          <w:sz w:val="18"/>
+          <w:szCs w:val="18"/>
+        </w:rPr>
         <w:t>-</w:t>
       </w:r>
       <w:r>
+        <w:rPr>
+          <w:b/>
+          <w:sz w:val="18"/>
+          <w:szCs w:val="18"/>
+        </w:rPr>
         <w:t>Pilot</w:t>
       </w:r>
       <w:r>
-        <w:t xml:space="preserve"> </w:t>
-      </w:r>
-      <w:r>
-        <w:rPr>
-          <w:sz w:val="20"/>
-          <w:szCs w:val="20"/>
-        </w:rPr>
-        <w:t xml:space="preserve">      </w:t>
+        <w:rPr>
+          <w:b/>
+          <w:sz w:val="18"/>
+          <w:szCs w:val="18"/>
+        </w:rPr>
+        <w:t xml:space="preserve">       </w:t>
       </w:r>
     </w:p>
     <w:sectPr>

--- a/Revanth_Ettikkan_US.docx
+++ b/Revanth_Ettikkan_US.docx
@@ -174,53 +174,15 @@
         </w:rPr>
       </w:pPr>
       <w:r>
-        <w:t xml:space="preserve">Experienced Java Backend Developer with a strong track record across </w:t>
-      </w:r>
-      <w:r>
-        <w:t>diverse sectors, including insurance and financial services</w:t>
-      </w:r>
-      <w:r>
-        <w:t xml:space="preserve"> domain. Skilled in building efficient backend services using Java, Spring Boot, and REST APIs. </w:t>
+        <w:t xml:space="preserve">Experienced Java Backend Developer with a strong track record across diverse sectors, including insurance and financial services domain. </w:t>
       </w:r>
       <w:proofErr w:type="gramStart"/>
       <w:r>
-        <w:t>Proficient</w:t>
+        <w:t>Skilled</w:t>
       </w:r>
       <w:proofErr w:type="gramEnd"/>
       <w:r>
-        <w:t xml:space="preserve"> in working with relational databases like </w:t>
-      </w:r>
-      <w:proofErr w:type="gramStart"/>
-      <w:r>
-        <w:t xml:space="preserve">MySQL </w:t>
-      </w:r>
-      <w:r>
-        <w:t>,</w:t>
-      </w:r>
-      <w:proofErr w:type="gramEnd"/>
-      <w:r>
-        <w:t xml:space="preserve"> </w:t>
-      </w:r>
-      <w:r>
-        <w:t xml:space="preserve">PostgreSQL and ORM frameworks. Hands-on experience with AWS in supporting scalable backend systems. Proficient in writing unit tests. Committed to delivering clean, maintainable code that supports business goals and </w:t>
-      </w:r>
-      <w:r>
-        <w:t>enhances</w:t>
-      </w:r>
-      <w:r>
-        <w:t xml:space="preserve"> system </w:t>
-      </w:r>
-      <w:r>
-        <w:t>security</w:t>
-      </w:r>
-      <w:r>
-        <w:t xml:space="preserve"> and </w:t>
-      </w:r>
-      <w:r>
-        <w:t>performance</w:t>
-      </w:r>
-      <w:r>
-        <w:t>.</w:t>
+        <w:t xml:space="preserve"> in building efficient backend services using Java, Spring Boot, and REST APIs. Proficient in working with relational databases like MySQL, PostgreSQL, and ORM frameworks. Hands-on experience with AWS in supporting scalable backend systems. Proficient in writing unit tests. Committed to delivering clean, maintainable code that supports business goals and enhances system security and performance.</w:t>
       </w:r>
     </w:p>
     <w:p>
@@ -664,6 +626,7 @@
                 <w:szCs w:val="20"/>
               </w:rPr>
             </w:pPr>
+            <w:proofErr w:type="spellStart"/>
             <w:r>
               <w:rPr>
                 <w:b/>
@@ -672,8 +635,9 @@
                 <w:sz w:val="20"/>
                 <w:szCs w:val="20"/>
               </w:rPr>
-              <w:t>Oauth,</w:t>
+              <w:t>Oauth</w:t>
             </w:r>
+            <w:proofErr w:type="spellEnd"/>
             <w:r>
               <w:rPr>
                 <w:b/>
@@ -682,7 +646,7 @@
                 <w:sz w:val="20"/>
                 <w:szCs w:val="20"/>
               </w:rPr>
-              <w:t xml:space="preserve"> Kubernetes</w:t>
+              <w:t>,</w:t>
             </w:r>
             <w:r>
               <w:rPr>
@@ -696,6 +660,17 @@
             </w:r>
             <w:r>
               <w:rPr>
+                <w:b/>
+                <w:bCs/>
+                <w:color w:val="000000" w:themeColor="text1"/>
+                <w:sz w:val="20"/>
+                <w:szCs w:val="20"/>
+              </w:rPr>
+              <w:t>Kubernetes</w:t>
+            </w:r>
+            <w:r>
+              <w:rPr>
+                <w:b/>
                 <w:bCs/>
                 <w:color w:val="000000" w:themeColor="text1"/>
                 <w:sz w:val="20"/>
@@ -713,17 +688,13 @@
               <w:rPr>
                 <w:b/>
               </w:rPr>
-              <w:t>Bamboo CI/C</w:t>
+              <w:t>Bamboo CI/</w:t>
             </w:r>
             <w:r>
               <w:rPr>
                 <w:b/>
-                <w:bCs/>
-                <w:color w:val="000000" w:themeColor="text1"/>
-                <w:sz w:val="20"/>
-                <w:szCs w:val="20"/>
               </w:rPr>
-              <w:t>D</w:t>
+              <w:t>CD</w:t>
             </w:r>
           </w:p>
           <w:p>
@@ -1044,6 +1015,13 @@
         </w:rPr>
         <w:t>Optimized log levels and removed redundant logs to prevent log overflow issues and improve system performance</w:t>
       </w:r>
+      <w:r>
+        <w:rPr>
+          <w:sz w:val="20"/>
+          <w:szCs w:val="20"/>
+        </w:rPr>
+        <w:t>.</w:t>
+      </w:r>
     </w:p>
     <w:p>
       <w:pPr>
@@ -1057,12 +1035,37 @@
           <w:szCs w:val="20"/>
         </w:rPr>
       </w:pPr>
-      <w:r>
-        <w:rPr>
-          <w:sz w:val="20"/>
-          <w:szCs w:val="20"/>
-        </w:rPr>
-        <w:t>Retired a legacy API service and integrated a new REST API to retrieve fleet details for accurate vehicle classification.</w:t>
+      <w:proofErr w:type="gramStart"/>
+      <w:r>
+        <w:rPr>
+          <w:sz w:val="20"/>
+          <w:szCs w:val="20"/>
+        </w:rPr>
+        <w:t>Retired</w:t>
+      </w:r>
+      <w:proofErr w:type="gramEnd"/>
+      <w:r>
+        <w:rPr>
+          <w:sz w:val="20"/>
+          <w:szCs w:val="20"/>
+        </w:rPr>
+        <w:t xml:space="preserve"> </w:t>
+      </w:r>
+      <w:proofErr w:type="gramStart"/>
+      <w:r>
+        <w:rPr>
+          <w:sz w:val="20"/>
+          <w:szCs w:val="20"/>
+        </w:rPr>
+        <w:t>a legacy</w:t>
+      </w:r>
+      <w:proofErr w:type="gramEnd"/>
+      <w:r>
+        <w:rPr>
+          <w:sz w:val="20"/>
+          <w:szCs w:val="20"/>
+        </w:rPr>
+        <w:t xml:space="preserve"> API service and integrated a new REST API to retrieve fleet details for accurate vehicle classification.</w:t>
       </w:r>
     </w:p>
     <w:p>
@@ -1173,6 +1176,70 @@
           <w:szCs w:val="20"/>
         </w:rPr>
         <w:t>Upgraded AWS RDS CA certificates for multiple application databases to meet security and compliance requirements.</w:t>
+      </w:r>
+    </w:p>
+    <w:p>
+      <w:pPr>
+        <w:pStyle w:val="NoSpacing"/>
+        <w:numPr>
+          <w:ilvl w:val="0"/>
+          <w:numId w:val="15"/>
+        </w:numPr>
+        <w:rPr>
+          <w:sz w:val="20"/>
+          <w:szCs w:val="20"/>
+        </w:rPr>
+      </w:pPr>
+      <w:r>
+        <w:rPr>
+          <w:sz w:val="20"/>
+          <w:szCs w:val="20"/>
+        </w:rPr>
+        <w:t>Worked on the removal of SMTP protocol references across the application to mitigate</w:t>
+      </w:r>
+      <w:r>
+        <w:rPr>
+          <w:sz w:val="20"/>
+          <w:szCs w:val="20"/>
+        </w:rPr>
+        <w:t xml:space="preserve"> </w:t>
+      </w:r>
+      <w:proofErr w:type="gramStart"/>
+      <w:r>
+        <w:rPr>
+          <w:sz w:val="20"/>
+          <w:szCs w:val="20"/>
+        </w:rPr>
+        <w:t>a</w:t>
+      </w:r>
+      <w:r>
+        <w:rPr>
+          <w:sz w:val="20"/>
+          <w:szCs w:val="20"/>
+        </w:rPr>
+        <w:t xml:space="preserve"> </w:t>
+      </w:r>
+      <w:r>
+        <w:rPr>
+          <w:sz w:val="20"/>
+          <w:szCs w:val="20"/>
+        </w:rPr>
+        <w:t>security</w:t>
+      </w:r>
+      <w:proofErr w:type="gramEnd"/>
+      <w:r>
+        <w:rPr>
+          <w:sz w:val="20"/>
+          <w:szCs w:val="20"/>
+        </w:rPr>
+        <w:t xml:space="preserve"> risk</w:t>
+      </w:r>
+      <w:r>
+        <w:rPr>
+          <w:sz w:val="20"/>
+          <w:szCs w:val="20"/>
+        </w:rPr>
+        <w:t>.</w:t>
       </w:r>
     </w:p>
     <w:p>

--- a/Revanth_Ettikkan_US.docx
+++ b/Revanth_Ettikkan_US.docx
@@ -1492,18 +1492,24 @@
       <w:r>
         <w:rPr>
           <w:b/>
+          <w:sz w:val="20"/>
+          <w:szCs w:val="20"/>
         </w:rPr>
         <w:t>0</w:t>
       </w:r>
       <w:r>
         <w:rPr>
           <w:b/>
+          <w:sz w:val="20"/>
+          <w:szCs w:val="20"/>
         </w:rPr>
         <w:t>8</w:t>
       </w:r>
       <w:r>
         <w:rPr>
           <w:b/>
+          <w:sz w:val="20"/>
+          <w:szCs w:val="20"/>
         </w:rPr>
         <w:t>/2021</w:t>
       </w:r>
@@ -1511,18 +1517,24 @@
         <w:rPr>
           <w:b/>
           <w:spacing w:val="-4"/>
+          <w:sz w:val="20"/>
+          <w:szCs w:val="20"/>
         </w:rPr>
         <w:t xml:space="preserve"> </w:t>
       </w:r>
       <w:r>
         <w:rPr>
           <w:b/>
+          <w:sz w:val="20"/>
+          <w:szCs w:val="20"/>
         </w:rPr>
         <w:t>–</w:t>
       </w:r>
       <w:r>
         <w:rPr>
           <w:b/>
+          <w:sz w:val="20"/>
+          <w:szCs w:val="20"/>
         </w:rPr>
         <w:t>0</w:t>
       </w:r>
@@ -1530,6 +1542,8 @@
         <w:rPr>
           <w:b/>
           <w:spacing w:val="-2"/>
+          <w:sz w:val="20"/>
+          <w:szCs w:val="20"/>
         </w:rPr>
         <w:t>3</w:t>
       </w:r>
@@ -1537,6 +1551,8 @@
         <w:rPr>
           <w:b/>
           <w:spacing w:val="-2"/>
+          <w:sz w:val="20"/>
+          <w:szCs w:val="20"/>
         </w:rPr>
         <w:t>/20</w:t>
       </w:r>
@@ -1544,6 +1560,8 @@
         <w:rPr>
           <w:b/>
           <w:spacing w:val="-2"/>
+          <w:sz w:val="20"/>
+          <w:szCs w:val="20"/>
         </w:rPr>
         <w:t>2</w:t>
       </w:r>
@@ -1551,6 +1569,8 @@
         <w:rPr>
           <w:b/>
           <w:spacing w:val="-2"/>
+          <w:sz w:val="20"/>
+          <w:szCs w:val="20"/>
         </w:rPr>
         <w:t>2</w:t>
       </w:r>

--- a/Revanth_Ettikkan_US.docx
+++ b/Revanth_Ettikkan_US.docx
@@ -182,7 +182,16 @@
       </w:r>
       <w:proofErr w:type="gramEnd"/>
       <w:r>
-        <w:t xml:space="preserve"> in building efficient backend services using Java, Spring Boot, and REST APIs. Proficient in working with relational databases like MySQL, PostgreSQL, and ORM frameworks. Hands-on experience with AWS in supporting scalable backend systems. Proficient in writing unit tests. Committed to delivering clean, maintainable code that supports business goals and enhances system security and performance.</w:t>
+        <w:t xml:space="preserve"> in building efficient backend services using Java, Spring Boot,</w:t>
+      </w:r>
+      <w:r>
+        <w:t xml:space="preserve"> </w:t>
+      </w:r>
+      <w:r>
+        <w:t>Kafka</w:t>
+      </w:r>
+      <w:r>
+        <w:t xml:space="preserve"> and REST APIs. Proficient in working with relational databases like MySQL, PostgreSQL, and ORM frameworks. Hands-on experience with AWS in supporting scalable backend systems. Proficient in writing unit tests. Committed to delivering clean, maintainable code that supports business goals and enhances system security and performance.</w:t>
       </w:r>
     </w:p>
     <w:p>
@@ -1217,14 +1226,7 @@
           <w:sz w:val="20"/>
           <w:szCs w:val="20"/>
         </w:rPr>
-        <w:t xml:space="preserve"> </w:t>
-      </w:r>
-      <w:r>
-        <w:rPr>
-          <w:sz w:val="20"/>
-          <w:szCs w:val="20"/>
-        </w:rPr>
-        <w:t>security</w:t>
+        <w:t xml:space="preserve"> security</w:t>
       </w:r>
       <w:proofErr w:type="gramEnd"/>
       <w:r>
@@ -4377,6 +4379,7 @@
   <w:style w:type="character" w:default="1" w:styleId="DefaultParagraphFont">
     <w:name w:val="Default Paragraph Font"/>
     <w:uiPriority w:val="1"/>
+    <w:semiHidden/>
     <w:unhideWhenUsed/>
   </w:style>
   <w:style w:type="table" w:default="1" w:styleId="TableNormal">

--- a/Revanth_Ettikkan_US.docx
+++ b/Revanth_Ettikkan_US.docx
@@ -188,10 +188,19 @@
         <w:t xml:space="preserve"> </w:t>
       </w:r>
       <w:r>
-        <w:t>Kafka</w:t>
-      </w:r>
-      <w:r>
-        <w:t xml:space="preserve"> and REST APIs. Proficient in working with relational databases like MySQL, PostgreSQL, and ORM frameworks. Hands-on experience with AWS in supporting scalable backend systems. Proficient in writing unit tests. Committed to delivering clean, maintainable code that supports business goals and enhances system security and performance.</w:t>
+        <w:t>REST APIs</w:t>
+      </w:r>
+      <w:r>
+        <w:t xml:space="preserve"> and</w:t>
+      </w:r>
+      <w:r>
+        <w:t xml:space="preserve"> </w:t>
+      </w:r>
+      <w:r>
+        <w:t>event-driven architectures powered by Kafka</w:t>
+      </w:r>
+      <w:r>
+        <w:t>. Proficient in working with relational databases like MySQL, PostgreSQL, and ORM frameworks. Hands-on experience with AWS in supporting scalable backend systems. Proficient in writing unit tests. Committed to delivering clean, maintainable code that supports business goals and enhances system security and performance.</w:t>
       </w:r>
     </w:p>
     <w:p>
@@ -4379,7 +4388,6 @@
   <w:style w:type="character" w:default="1" w:styleId="DefaultParagraphFont">
     <w:name w:val="Default Paragraph Font"/>
     <w:uiPriority w:val="1"/>
-    <w:semiHidden/>
     <w:unhideWhenUsed/>
   </w:style>
   <w:style w:type="table" w:default="1" w:styleId="TableNormal">

--- a/Revanth_Ettikkan_US.docx
+++ b/Revanth_Ettikkan_US.docx
@@ -854,87 +854,71 @@
         <w:rPr>
           <w:color w:val="000000" w:themeColor="text1"/>
           <w:spacing w:val="-2"/>
-          <w:sz w:val="20"/>
-          <w:szCs w:val="20"/>
-        </w:rPr>
-      </w:pPr>
-      <w:r>
-        <w:rPr>
-          <w:color w:val="000000" w:themeColor="text1"/>
-          <w:sz w:val="20"/>
-          <w:szCs w:val="20"/>
+        </w:rPr>
+      </w:pPr>
+      <w:r>
+        <w:rPr>
+          <w:color w:val="000000" w:themeColor="text1"/>
         </w:rPr>
         <w:t xml:space="preserve">Liberty Mutual </w:t>
       </w:r>
       <w:r>
         <w:rPr>
           <w:color w:val="000000" w:themeColor="text1"/>
-          <w:sz w:val="20"/>
-          <w:szCs w:val="20"/>
         </w:rPr>
         <w:t>Insurance (Contractor)</w:t>
       </w:r>
       <w:r>
         <w:rPr>
           <w:color w:val="000000" w:themeColor="text1"/>
-          <w:sz w:val="20"/>
-          <w:szCs w:val="20"/>
         </w:rPr>
         <w:t xml:space="preserve"> </w:t>
       </w:r>
       <w:r>
         <w:rPr>
           <w:color w:val="000000" w:themeColor="text1"/>
-          <w:sz w:val="20"/>
-          <w:szCs w:val="20"/>
         </w:rPr>
         <w:t xml:space="preserve">|Software Engineer </w:t>
       </w:r>
       <w:r>
         <w:rPr>
           <w:color w:val="000000" w:themeColor="text1"/>
-          <w:sz w:val="20"/>
-          <w:szCs w:val="20"/>
         </w:rPr>
         <w:t>| Portsmouth, NH</w:t>
       </w:r>
       <w:r>
         <w:rPr>
           <w:color w:val="000000" w:themeColor="text1"/>
-          <w:sz w:val="20"/>
-          <w:szCs w:val="20"/>
-        </w:rPr>
-        <w:t xml:space="preserve">                                                          </w:t>
-      </w:r>
-      <w:r>
-        <w:rPr>
-          <w:color w:val="000000" w:themeColor="text1"/>
-          <w:sz w:val="20"/>
-          <w:szCs w:val="20"/>
+        </w:rPr>
+        <w:t xml:space="preserve">                                      </w:t>
+      </w:r>
+      <w:r>
+        <w:rPr>
+          <w:color w:val="000000" w:themeColor="text1"/>
+        </w:rPr>
+        <w:t xml:space="preserve"> </w:t>
+      </w:r>
+      <w:r>
+        <w:rPr>
+          <w:color w:val="000000" w:themeColor="text1"/>
         </w:rPr>
         <w:t>11</w:t>
       </w:r>
       <w:r>
         <w:rPr>
           <w:color w:val="000000" w:themeColor="text1"/>
-          <w:sz w:val="20"/>
-          <w:szCs w:val="20"/>
         </w:rPr>
         <w:t>/20</w:t>
       </w:r>
       <w:r>
         <w:rPr>
           <w:color w:val="000000" w:themeColor="text1"/>
-          <w:sz w:val="20"/>
-          <w:szCs w:val="20"/>
         </w:rPr>
         <w:t>2</w:t>
       </w:r>
       <w:r>
         <w:rPr>
           <w:color w:val="000000" w:themeColor="text1"/>
-          <w:sz w:val="20"/>
-          <w:szCs w:val="20"/>
         </w:rPr>
         <w:t>2</w:t>
       </w:r>
@@ -942,16 +926,12 @@
         <w:rPr>
           <w:color w:val="000000" w:themeColor="text1"/>
           <w:spacing w:val="-4"/>
-          <w:sz w:val="20"/>
-          <w:szCs w:val="20"/>
         </w:rPr>
         <w:t xml:space="preserve"> </w:t>
       </w:r>
       <w:r>
         <w:rPr>
           <w:color w:val="000000" w:themeColor="text1"/>
-          <w:sz w:val="20"/>
-          <w:szCs w:val="20"/>
         </w:rPr>
         <w:t>–</w:t>
       </w:r>
@@ -959,8 +939,6 @@
         <w:rPr>
           <w:color w:val="000000" w:themeColor="text1"/>
           <w:spacing w:val="-4"/>
-          <w:sz w:val="20"/>
-          <w:szCs w:val="20"/>
         </w:rPr>
         <w:t xml:space="preserve"> </w:t>
       </w:r>
@@ -968,8 +946,6 @@
         <w:rPr>
           <w:color w:val="000000" w:themeColor="text1"/>
           <w:spacing w:val="-2"/>
-          <w:sz w:val="20"/>
-          <w:szCs w:val="20"/>
         </w:rPr>
         <w:t>Present</w:t>
       </w:r>
@@ -1498,29 +1474,29 @@
         <w:rPr>
           <w:b/>
         </w:rPr>
-        <w:t xml:space="preserve">      </w:t>
+        <w:t xml:space="preserve">    </w:t>
       </w:r>
       <w:r>
         <w:rPr>
           <w:b/>
-          <w:sz w:val="20"/>
-          <w:szCs w:val="20"/>
+        </w:rPr>
+        <w:t xml:space="preserve"> </w:t>
+      </w:r>
+      <w:r>
+        <w:rPr>
+          <w:b/>
         </w:rPr>
         <w:t>0</w:t>
       </w:r>
       <w:r>
         <w:rPr>
           <w:b/>
-          <w:sz w:val="20"/>
-          <w:szCs w:val="20"/>
         </w:rPr>
         <w:t>8</w:t>
       </w:r>
       <w:r>
         <w:rPr>
           <w:b/>
-          <w:sz w:val="20"/>
-          <w:szCs w:val="20"/>
         </w:rPr>
         <w:t>/2021</w:t>
       </w:r>
@@ -1528,24 +1504,18 @@
         <w:rPr>
           <w:b/>
           <w:spacing w:val="-4"/>
-          <w:sz w:val="20"/>
-          <w:szCs w:val="20"/>
         </w:rPr>
         <w:t xml:space="preserve"> </w:t>
       </w:r>
       <w:r>
         <w:rPr>
           <w:b/>
-          <w:sz w:val="20"/>
-          <w:szCs w:val="20"/>
         </w:rPr>
         <w:t>–</w:t>
       </w:r>
       <w:r>
         <w:rPr>
           <w:b/>
-          <w:sz w:val="20"/>
-          <w:szCs w:val="20"/>
         </w:rPr>
         <w:t>0</w:t>
       </w:r>
@@ -1553,8 +1523,6 @@
         <w:rPr>
           <w:b/>
           <w:spacing w:val="-2"/>
-          <w:sz w:val="20"/>
-          <w:szCs w:val="20"/>
         </w:rPr>
         <w:t>3</w:t>
       </w:r>
@@ -1562,8 +1530,6 @@
         <w:rPr>
           <w:b/>
           <w:spacing w:val="-2"/>
-          <w:sz w:val="20"/>
-          <w:szCs w:val="20"/>
         </w:rPr>
         <w:t>/20</w:t>
       </w:r>
@@ -1571,8 +1537,6 @@
         <w:rPr>
           <w:b/>
           <w:spacing w:val="-2"/>
-          <w:sz w:val="20"/>
-          <w:szCs w:val="20"/>
         </w:rPr>
         <w:t>2</w:t>
       </w:r>
@@ -1580,8 +1544,6 @@
         <w:rPr>
           <w:b/>
           <w:spacing w:val="-2"/>
-          <w:sz w:val="20"/>
-          <w:szCs w:val="20"/>
         </w:rPr>
         <w:t>2</w:t>
       </w:r>

--- a/Revanth_Ettikkan_US.docx
+++ b/Revanth_Ettikkan_US.docx
@@ -1079,7 +1079,14 @@
           <w:sz w:val="20"/>
           <w:szCs w:val="20"/>
         </w:rPr>
-        <w:t>Updated business group codes in databases using Liquibase to enhance business categorization.</w:t>
+        <w:t>M</w:t>
+      </w:r>
+      <w:r>
+        <w:rPr>
+          <w:sz w:val="20"/>
+          <w:szCs w:val="20"/>
+        </w:rPr>
+        <w:t>anaged jobs using AWS Lambda functions, leveraging S3 for data storage and CloudWatch logs for monitoring.</w:t>
       </w:r>
     </w:p>
     <w:p>
@@ -1099,7 +1106,7 @@
           <w:sz w:val="20"/>
           <w:szCs w:val="20"/>
         </w:rPr>
-        <w:t>Developed comprehensive unit and integration tests using JUnit and Mockito for new features and bug resolutions.</w:t>
+        <w:t>Updated business group codes in databases using Liquibase to enhance business categorization.</w:t>
       </w:r>
     </w:p>
     <w:p>
@@ -1119,37 +1126,7 @@
           <w:sz w:val="20"/>
           <w:szCs w:val="20"/>
         </w:rPr>
-        <w:t xml:space="preserve">Worked with relational databases (MySQL, PostgreSQL) and object-relational mapping frameworks such as Spring Data </w:t>
-      </w:r>
-      <w:r>
-        <w:rPr>
-          <w:sz w:val="20"/>
-          <w:szCs w:val="20"/>
-        </w:rPr>
-        <w:t>JPA,</w:t>
-      </w:r>
-      <w:r>
-        <w:rPr>
-          <w:sz w:val="20"/>
-          <w:szCs w:val="20"/>
-        </w:rPr>
-        <w:t xml:space="preserve"> Hibernate and </w:t>
-      </w:r>
-      <w:proofErr w:type="spellStart"/>
-      <w:r>
-        <w:rPr>
-          <w:sz w:val="20"/>
-          <w:szCs w:val="20"/>
-        </w:rPr>
-        <w:t>Mybatis</w:t>
-      </w:r>
-      <w:proofErr w:type="spellEnd"/>
-      <w:r>
-        <w:rPr>
-          <w:sz w:val="20"/>
-          <w:szCs w:val="20"/>
-        </w:rPr>
-        <w:t>.</w:t>
+        <w:t>Developed comprehensive unit and integration tests using JUnit and Mockito for new features and bug resolutions.</w:t>
       </w:r>
     </w:p>
     <w:p>
@@ -1169,7 +1146,62 @@
           <w:sz w:val="20"/>
           <w:szCs w:val="20"/>
         </w:rPr>
-        <w:t>Upgraded AWS RDS CA certificates for multiple application databases to meet security and compliance requirements.</w:t>
+        <w:t xml:space="preserve">Worked with relational databases (MySQL, PostgreSQL) and object-relational mapping frameworks such as Spring Data </w:t>
+      </w:r>
+      <w:r>
+        <w:rPr>
+          <w:sz w:val="20"/>
+          <w:szCs w:val="20"/>
+        </w:rPr>
+        <w:t>JPA,</w:t>
+      </w:r>
+      <w:r>
+        <w:rPr>
+          <w:sz w:val="20"/>
+          <w:szCs w:val="20"/>
+        </w:rPr>
+        <w:t xml:space="preserve"> </w:t>
+      </w:r>
+      <w:proofErr w:type="spellStart"/>
+      <w:proofErr w:type="gramStart"/>
+      <w:r>
+        <w:rPr>
+          <w:sz w:val="20"/>
+          <w:szCs w:val="20"/>
+        </w:rPr>
+        <w:t>Hibernate</w:t>
+      </w:r>
+      <w:r>
+        <w:rPr>
+          <w:sz w:val="20"/>
+          <w:szCs w:val="20"/>
+        </w:rPr>
+        <w:t>,JDBC</w:t>
+      </w:r>
+      <w:proofErr w:type="spellEnd"/>
+      <w:proofErr w:type="gramEnd"/>
+      <w:r>
+        <w:rPr>
+          <w:sz w:val="20"/>
+          <w:szCs w:val="20"/>
+        </w:rPr>
+        <w:t xml:space="preserve"> and </w:t>
+      </w:r>
+      <w:proofErr w:type="spellStart"/>
+      <w:r>
+        <w:rPr>
+          <w:sz w:val="20"/>
+          <w:szCs w:val="20"/>
+        </w:rPr>
+        <w:t>Mybatis</w:t>
+      </w:r>
+      <w:proofErr w:type="spellEnd"/>
+      <w:r>
+        <w:rPr>
+          <w:sz w:val="20"/>
+          <w:szCs w:val="20"/>
+        </w:rPr>
+        <w:t>.</w:t>
       </w:r>
     </w:p>
     <w:p>
@@ -1189,6 +1221,26 @@
           <w:sz w:val="20"/>
           <w:szCs w:val="20"/>
         </w:rPr>
+        <w:t>Upgraded AWS RDS CA certificates for multiple application databases to meet security and compliance requirements.</w:t>
+      </w:r>
+    </w:p>
+    <w:p>
+      <w:pPr>
+        <w:pStyle w:val="NoSpacing"/>
+        <w:numPr>
+          <w:ilvl w:val="0"/>
+          <w:numId w:val="15"/>
+        </w:numPr>
+        <w:rPr>
+          <w:sz w:val="20"/>
+          <w:szCs w:val="20"/>
+        </w:rPr>
+      </w:pPr>
+      <w:r>
+        <w:rPr>
+          <w:sz w:val="20"/>
+          <w:szCs w:val="20"/>
+        </w:rPr>
         <w:t>Worked on the removal of SMTP protocol references across the application to mitigate</w:t>
       </w:r>
       <w:r>
@@ -1198,22 +1250,13 @@
         </w:rPr>
         <w:t xml:space="preserve"> </w:t>
       </w:r>
-      <w:proofErr w:type="gramStart"/>
-      <w:r>
-        <w:rPr>
-          <w:sz w:val="20"/>
-          <w:szCs w:val="20"/>
-        </w:rPr>
-        <w:t>a</w:t>
-      </w:r>
-      <w:r>
-        <w:rPr>
-          <w:sz w:val="20"/>
-          <w:szCs w:val="20"/>
-        </w:rPr>
-        <w:t xml:space="preserve"> security</w:t>
-      </w:r>
-      <w:proofErr w:type="gramEnd"/>
+      <w:r>
+        <w:rPr>
+          <w:sz w:val="20"/>
+          <w:szCs w:val="20"/>
+        </w:rPr>
+        <w:t>security</w:t>
+      </w:r>
       <w:r>
         <w:rPr>
           <w:sz w:val="20"/>
@@ -4350,6 +4393,7 @@
   <w:style w:type="character" w:default="1" w:styleId="DefaultParagraphFont">
     <w:name w:val="Default Paragraph Font"/>
     <w:uiPriority w:val="1"/>
+    <w:semiHidden/>
     <w:unhideWhenUsed/>
   </w:style>
   <w:style w:type="table" w:default="1" w:styleId="TableNormal">

--- a/Revanth_Ettikkan_US.docx
+++ b/Revanth_Ettikkan_US.docx
@@ -58,16 +58,8 @@
         <w:rPr>
           <w:color w:val="000000" w:themeColor="text1"/>
         </w:rPr>
-        <w:t xml:space="preserve">Revanth </w:t>
-      </w:r>
-      <w:proofErr w:type="spellStart"/>
-      <w:r>
-        <w:rPr>
-          <w:color w:val="000000" w:themeColor="text1"/>
-        </w:rPr>
-        <w:t>Ettikkan</w:t>
-      </w:r>
-      <w:proofErr w:type="spellEnd"/>
+        <w:t>Revanth Ettikkan</w:t>
+      </w:r>
       <w:r>
         <w:rPr>
           <w:color w:val="000000" w:themeColor="text1"/>
@@ -174,15 +166,7 @@
         </w:rPr>
       </w:pPr>
       <w:r>
-        <w:t xml:space="preserve">Experienced Java Backend Developer with a strong track record across diverse sectors, including insurance and financial services domain. </w:t>
-      </w:r>
-      <w:proofErr w:type="gramStart"/>
-      <w:r>
-        <w:t>Skilled</w:t>
-      </w:r>
-      <w:proofErr w:type="gramEnd"/>
-      <w:r>
-        <w:t xml:space="preserve"> in building efficient backend services using Java, Spring Boot,</w:t>
+        <w:t>Experienced Java Backend Developer with a strong track record across diverse sectors, including insurance and financial services domain. Skilled in building efficient backend services using Java, Spring Boot,</w:t>
       </w:r>
       <w:r>
         <w:t xml:space="preserve"> </w:t>
@@ -644,7 +628,6 @@
                 <w:szCs w:val="20"/>
               </w:rPr>
             </w:pPr>
-            <w:proofErr w:type="spellStart"/>
             <w:r>
               <w:rPr>
                 <w:b/>
@@ -653,18 +636,7 @@
                 <w:sz w:val="20"/>
                 <w:szCs w:val="20"/>
               </w:rPr>
-              <w:t>Oauth</w:t>
-            </w:r>
-            <w:proofErr w:type="spellEnd"/>
-            <w:r>
-              <w:rPr>
-                <w:b/>
-                <w:bCs/>
-                <w:color w:val="000000" w:themeColor="text1"/>
-                <w:sz w:val="20"/>
-                <w:szCs w:val="20"/>
-              </w:rPr>
-              <w:t>,</w:t>
+              <w:t>Oauth,</w:t>
             </w:r>
             <w:r>
               <w:rPr>
@@ -1029,37 +1001,12 @@
           <w:szCs w:val="20"/>
         </w:rPr>
       </w:pPr>
-      <w:proofErr w:type="gramStart"/>
-      <w:r>
-        <w:rPr>
-          <w:sz w:val="20"/>
-          <w:szCs w:val="20"/>
-        </w:rPr>
-        <w:t>Retired</w:t>
-      </w:r>
-      <w:proofErr w:type="gramEnd"/>
-      <w:r>
-        <w:rPr>
-          <w:sz w:val="20"/>
-          <w:szCs w:val="20"/>
-        </w:rPr>
-        <w:t xml:space="preserve"> </w:t>
-      </w:r>
-      <w:proofErr w:type="gramStart"/>
-      <w:r>
-        <w:rPr>
-          <w:sz w:val="20"/>
-          <w:szCs w:val="20"/>
-        </w:rPr>
-        <w:t>a legacy</w:t>
-      </w:r>
-      <w:proofErr w:type="gramEnd"/>
-      <w:r>
-        <w:rPr>
-          <w:sz w:val="20"/>
-          <w:szCs w:val="20"/>
-        </w:rPr>
-        <w:t xml:space="preserve"> API service and integrated a new REST API to retrieve fleet details for accurate vehicle classification.</w:t>
+      <w:r>
+        <w:rPr>
+          <w:sz w:val="20"/>
+          <w:szCs w:val="20"/>
+        </w:rPr>
+        <w:t>Retired a legacy API service and integrated a new REST API to retrieve fleet details for accurate vehicle classification.</w:t>
       </w:r>
     </w:p>
     <w:p>
@@ -1126,7 +1073,21 @@
           <w:sz w:val="20"/>
           <w:szCs w:val="20"/>
         </w:rPr>
-        <w:t>Developed comprehensive unit and integration tests using JUnit and Mockito for new features and bug resolutions.</w:t>
+        <w:t>Developed comprehensive unit test</w:t>
+      </w:r>
+      <w:r>
+        <w:rPr>
+          <w:sz w:val="20"/>
+          <w:szCs w:val="20"/>
+        </w:rPr>
+        <w:t xml:space="preserve"> cases</w:t>
+      </w:r>
+      <w:r>
+        <w:rPr>
+          <w:sz w:val="20"/>
+          <w:szCs w:val="20"/>
+        </w:rPr>
+        <w:t xml:space="preserve"> using JUnit and Mockito for new features and bug resolutions.</w:t>
       </w:r>
     </w:p>
     <w:p>
@@ -1160,16 +1121,7 @@
           <w:sz w:val="20"/>
           <w:szCs w:val="20"/>
         </w:rPr>
-        <w:t xml:space="preserve"> </w:t>
-      </w:r>
-      <w:proofErr w:type="spellStart"/>
-      <w:proofErr w:type="gramStart"/>
-      <w:r>
-        <w:rPr>
-          <w:sz w:val="20"/>
-          <w:szCs w:val="20"/>
-        </w:rPr>
-        <w:t>Hibernate</w:t>
+        <w:t xml:space="preserve"> Hibernate</w:t>
       </w:r>
       <w:r>
         <w:rPr>
@@ -1178,30 +1130,12 @@
         </w:rPr>
         <w:t>,JDBC</w:t>
       </w:r>
-      <w:proofErr w:type="spellEnd"/>
-      <w:proofErr w:type="gramEnd"/>
-      <w:r>
-        <w:rPr>
-          <w:sz w:val="20"/>
-          <w:szCs w:val="20"/>
-        </w:rPr>
-        <w:t xml:space="preserve"> and </w:t>
-      </w:r>
-      <w:proofErr w:type="spellStart"/>
-      <w:r>
-        <w:rPr>
-          <w:sz w:val="20"/>
-          <w:szCs w:val="20"/>
-        </w:rPr>
-        <w:t>Mybatis</w:t>
-      </w:r>
-      <w:proofErr w:type="spellEnd"/>
-      <w:r>
-        <w:rPr>
-          <w:sz w:val="20"/>
-          <w:szCs w:val="20"/>
-        </w:rPr>
-        <w:t>.</w:t>
+      <w:r>
+        <w:rPr>
+          <w:sz w:val="20"/>
+          <w:szCs w:val="20"/>
+        </w:rPr>
+        <w:t xml:space="preserve"> and Mybatis.</w:t>
       </w:r>
     </w:p>
     <w:p>
@@ -1409,7 +1343,6 @@
           <w:b/>
         </w:rPr>
       </w:pPr>
-      <w:proofErr w:type="spellStart"/>
       <w:r>
         <w:rPr>
           <w:b/>
@@ -1420,14 +1353,7 @@
         <w:rPr>
           <w:b/>
         </w:rPr>
-        <w:t>Geo</w:t>
-      </w:r>
-      <w:proofErr w:type="spellEnd"/>
-      <w:r>
-        <w:rPr>
-          <w:b/>
-        </w:rPr>
-        <w:t xml:space="preserve"> Technologies</w:t>
+        <w:t>Geo Technologies</w:t>
       </w:r>
       <w:r>
         <w:rPr>
